--- a/task_summary.docx
+++ b/task_summary.docx
@@ -1,6 +1,6 @@
 
 <file path=word/document.xml><?xml version="1.0" encoding="utf-8"?>
-<w:document xmlns:wpc="http://schemas.microsoft.com/office/word/2010/wordprocessingCanvas" xmlns:cx="http://schemas.microsoft.com/office/drawing/2014/chartex" xmlns:cx1="http://schemas.microsoft.com/office/drawing/2015/9/8/chartex" xmlns:cx2="http://schemas.microsoft.com/office/drawing/2015/10/21/chartex" xmlns:cx3="http://schemas.microsoft.com/office/drawing/2016/5/9/chartex" xmlns:cx4="http://schemas.microsoft.com/office/drawing/2016/5/10/chartex" xmlns:cx5="http://schemas.microsoft.com/office/drawing/2016/5/11/chartex" xmlns:cx6="http://schemas.microsoft.com/office/drawing/2016/5/12/chartex" xmlns:cx7="http://schemas.microsoft.com/office/drawing/2016/5/13/chartex" xmlns:cx8="http://schemas.microsoft.com/office/drawing/2016/5/14/chartex" xmlns:mc="http://schemas.openxmlformats.org/markup-compatibility/2006" xmlns:aink="http://schemas.microsoft.com/office/drawing/2016/ink" xmlns:am3d="http://schemas.microsoft.com/office/drawing/2017/model3d" xmlns:o="urn:schemas-microsoft-com:office:office" xmlns:r="http://schemas.openxmlformats.org/officeDocument/2006/relationships" xmlns:m="http://schemas.openxmlformats.org/officeDocument/2006/math" xmlns:v="urn:schemas-microsoft-com:vml" xmlns:wp14="http://schemas.microsoft.com/office/word/2010/wordprocessingDrawing" xmlns:wp="http://schemas.openxmlformats.org/drawingml/2006/wordprocessingDrawing" xmlns:w10="urn:schemas-microsoft-com:office:word" xmlns:w="http://schemas.openxmlformats.org/wordprocessingml/2006/main" xmlns:w14="http://schemas.microsoft.com/office/word/2010/wordml" xmlns:w15="http://schemas.microsoft.com/office/word/2012/wordml" xmlns:w16cex="http://schemas.microsoft.com/office/word/2018/wordml/cex" xmlns:w16cid="http://schemas.microsoft.com/office/word/2016/wordml/cid" xmlns:w16="http://schemas.microsoft.com/office/word/2018/wordml" xmlns:w16sdtdh="http://schemas.microsoft.com/office/word/2020/wordml/sdtdatahash" xmlns:w16se="http://schemas.microsoft.com/office/word/2015/wordml/symex" xmlns:wpg="http://schemas.microsoft.com/office/word/2010/wordprocessingGroup" xmlns:wpi="http://schemas.microsoft.com/office/word/2010/wordprocessingInk" xmlns:wne="http://schemas.microsoft.com/office/word/2006/wordml" xmlns:wps="http://schemas.microsoft.com/office/word/2010/wordprocessingShape" mc:Ignorable="w14 w15 w16se w16cid w16 w16cex w16sdtdh wp14">
+<w:document xmlns:wpc="http://schemas.microsoft.com/office/word/2010/wordprocessingCanvas" xmlns:cx="http://schemas.microsoft.com/office/drawing/2014/chartex" xmlns:cx1="http://schemas.microsoft.com/office/drawing/2015/9/8/chartex" xmlns:cx2="http://schemas.microsoft.com/office/drawing/2015/10/21/chartex" xmlns:cx3="http://schemas.microsoft.com/office/drawing/2016/5/9/chartex" xmlns:cx4="http://schemas.microsoft.com/office/drawing/2016/5/10/chartex" xmlns:cx5="http://schemas.microsoft.com/office/drawing/2016/5/11/chartex" xmlns:cx6="http://schemas.microsoft.com/office/drawing/2016/5/12/chartex" xmlns:cx7="http://schemas.microsoft.com/office/drawing/2016/5/13/chartex" xmlns:cx8="http://schemas.microsoft.com/office/drawing/2016/5/14/chartex" xmlns:mc="http://schemas.openxmlformats.org/markup-compatibility/2006" xmlns:aink="http://schemas.microsoft.com/office/drawing/2016/ink" xmlns:am3d="http://schemas.microsoft.com/office/drawing/2017/model3d" xmlns:o="urn:schemas-microsoft-com:office:office" xmlns:oel="http://schemas.microsoft.com/office/2019/extlst" xmlns:r="http://schemas.openxmlformats.org/officeDocument/2006/relationships" xmlns:m="http://schemas.openxmlformats.org/officeDocument/2006/math" xmlns:v="urn:schemas-microsoft-com:vml" xmlns:wp14="http://schemas.microsoft.com/office/word/2010/wordprocessingDrawing" xmlns:wp="http://schemas.openxmlformats.org/drawingml/2006/wordprocessingDrawing" xmlns:w10="urn:schemas-microsoft-com:office:word" xmlns:w="http://schemas.openxmlformats.org/wordprocessingml/2006/main" xmlns:w14="http://schemas.microsoft.com/office/word/2010/wordml" xmlns:w15="http://schemas.microsoft.com/office/word/2012/wordml" xmlns:w16cex="http://schemas.microsoft.com/office/word/2018/wordml/cex" xmlns:w16cid="http://schemas.microsoft.com/office/word/2016/wordml/cid" xmlns:w16="http://schemas.microsoft.com/office/word/2018/wordml" xmlns:w16du="http://schemas.microsoft.com/office/word/2023/wordml/word16du" xmlns:w16sdtdh="http://schemas.microsoft.com/office/word/2020/wordml/sdtdatahash" xmlns:w16sdtfl="http://schemas.microsoft.com/office/word/2024/wordml/sdtformatlock" xmlns:w16se="http://schemas.microsoft.com/office/word/2015/wordml/symex" xmlns:wpg="http://schemas.microsoft.com/office/word/2010/wordprocessingGroup" xmlns:wpi="http://schemas.microsoft.com/office/word/2010/wordprocessingInk" xmlns:wne="http://schemas.microsoft.com/office/word/2006/wordml" xmlns:wps="http://schemas.microsoft.com/office/word/2010/wordprocessingShape" mc:Ignorable="w14 w15 w16se w16cid w16 w16cex w16sdtdh w16sdtfl w16du wp14">
   <w:body>
     <w:p>
       <w:pPr>
@@ -66,55 +66,7 @@
           <w:rFonts w:asciiTheme="minorBidi" w:hAnsiTheme="minorBidi"/>
           <w:sz w:val="28"/>
         </w:rPr>
-        <w:t xml:space="preserve"> </w:t>
-      </w:r>
-      <w:proofErr w:type="spellStart"/>
-      <w:r>
-        <w:rPr>
-          <w:rFonts w:asciiTheme="minorBidi" w:hAnsiTheme="minorBidi"/>
-          <w:sz w:val="28"/>
-        </w:rPr>
-        <w:t>จาก</w:t>
-      </w:r>
-      <w:proofErr w:type="spellEnd"/>
-      <w:r>
-        <w:rPr>
-          <w:rFonts w:asciiTheme="minorBidi" w:hAnsiTheme="minorBidi"/>
-          <w:sz w:val="28"/>
-        </w:rPr>
-        <w:t xml:space="preserve"> Bing Image Search </w:t>
-      </w:r>
-      <w:proofErr w:type="spellStart"/>
-      <w:r>
-        <w:rPr>
-          <w:rFonts w:asciiTheme="minorBidi" w:hAnsiTheme="minorBidi"/>
-          <w:sz w:val="28"/>
-        </w:rPr>
-        <w:t>ผ่านแพ็กเกจ</w:t>
-      </w:r>
-      <w:proofErr w:type="spellEnd"/>
-      <w:r>
-        <w:rPr>
-          <w:rFonts w:asciiTheme="minorBidi" w:hAnsiTheme="minorBidi"/>
-          <w:sz w:val="28"/>
-        </w:rPr>
-        <w:t xml:space="preserve"> </w:t>
-      </w:r>
-      <w:proofErr w:type="spellStart"/>
-      <w:r>
-        <w:rPr>
-          <w:rFonts w:asciiTheme="minorBidi" w:hAnsiTheme="minorBidi"/>
-          <w:sz w:val="28"/>
-        </w:rPr>
-        <w:t>better_bing_image_downloader</w:t>
-      </w:r>
-      <w:proofErr w:type="spellEnd"/>
-      <w:r>
-        <w:rPr>
-          <w:rFonts w:asciiTheme="minorBidi" w:hAnsiTheme="minorBidi"/>
-          <w:sz w:val="28"/>
-        </w:rPr>
-        <w:t xml:space="preserve"> </w:t>
+        <w:t xml:space="preserve"> จาก Bing Image Search ผ่านแพ็กเกจ better_bing_image_downloader </w:t>
       </w:r>
     </w:p>
     <w:p>
@@ -167,37 +119,12 @@
           <w:sz w:val="28"/>
         </w:rPr>
       </w:pPr>
-      <w:proofErr w:type="spellStart"/>
-      <w:r>
-        <w:rPr>
-          <w:rFonts w:asciiTheme="minorBidi" w:hAnsiTheme="minorBidi"/>
-          <w:sz w:val="28"/>
-        </w:rPr>
-        <w:t>Gomu</w:t>
-      </w:r>
-      <w:proofErr w:type="spellEnd"/>
-      <w:r>
-        <w:rPr>
-          <w:rFonts w:asciiTheme="minorBidi" w:hAnsiTheme="minorBidi"/>
-          <w:sz w:val="28"/>
-        </w:rPr>
-        <w:t xml:space="preserve"> </w:t>
-      </w:r>
-      <w:proofErr w:type="spellStart"/>
-      <w:r>
-        <w:rPr>
-          <w:rFonts w:asciiTheme="minorBidi" w:hAnsiTheme="minorBidi"/>
-          <w:sz w:val="28"/>
-        </w:rPr>
-        <w:t>Gomu</w:t>
-      </w:r>
-      <w:proofErr w:type="spellEnd"/>
-      <w:r>
-        <w:rPr>
-          <w:rFonts w:asciiTheme="minorBidi" w:hAnsiTheme="minorBidi"/>
-          <w:sz w:val="28"/>
-        </w:rPr>
-        <w:t xml:space="preserve"> = 1087 </w:t>
+      <w:r>
+        <w:rPr>
+          <w:rFonts w:asciiTheme="minorBidi" w:hAnsiTheme="minorBidi"/>
+          <w:sz w:val="28"/>
+        </w:rPr>
+        <w:t xml:space="preserve">Gomu Gomu = 1087 </w:t>
       </w:r>
       <w:r>
         <w:rPr>
@@ -221,21 +148,12 @@
           <w:sz w:val="28"/>
         </w:rPr>
       </w:pPr>
-      <w:proofErr w:type="spellStart"/>
-      <w:r>
-        <w:rPr>
-          <w:rFonts w:asciiTheme="minorBidi" w:hAnsiTheme="minorBidi"/>
-          <w:sz w:val="28"/>
-        </w:rPr>
-        <w:t>Mera</w:t>
-      </w:r>
-      <w:proofErr w:type="spellEnd"/>
-      <w:r>
-        <w:rPr>
-          <w:rFonts w:asciiTheme="minorBidi" w:hAnsiTheme="minorBidi"/>
-          <w:sz w:val="28"/>
-        </w:rPr>
-        <w:t xml:space="preserve"> Mer = 1096 </w:t>
+      <w:r>
+        <w:rPr>
+          <w:rFonts w:asciiTheme="minorBidi" w:hAnsiTheme="minorBidi"/>
+          <w:sz w:val="28"/>
+        </w:rPr>
+        <w:t xml:space="preserve">Mera Mer = 1096 </w:t>
       </w:r>
       <w:r>
         <w:rPr>
@@ -259,31 +177,13 @@
           <w:sz w:val="28"/>
         </w:rPr>
       </w:pPr>
-      <w:proofErr w:type="spellStart"/>
-      <w:r>
-        <w:rPr>
-          <w:rFonts w:asciiTheme="minorBidi" w:hAnsiTheme="minorBidi"/>
-          <w:sz w:val="28"/>
-        </w:rPr>
-        <w:t>Ope</w:t>
-      </w:r>
-      <w:proofErr w:type="spellEnd"/>
-      <w:r>
-        <w:rPr>
-          <w:rFonts w:asciiTheme="minorBidi" w:hAnsiTheme="minorBidi"/>
-          <w:sz w:val="28"/>
-        </w:rPr>
-        <w:t xml:space="preserve"> </w:t>
-      </w:r>
-      <w:proofErr w:type="spellStart"/>
-      <w:r>
-        <w:rPr>
-          <w:rFonts w:asciiTheme="minorBidi" w:hAnsiTheme="minorBidi"/>
-          <w:sz w:val="28"/>
-        </w:rPr>
-        <w:t>Ope</w:t>
-      </w:r>
-      <w:proofErr w:type="spellEnd"/>
+      <w:r>
+        <w:rPr>
+          <w:rFonts w:asciiTheme="minorBidi" w:hAnsiTheme="minorBidi"/>
+          <w:sz w:val="28"/>
+        </w:rPr>
+        <w:t>Ope Ope</w:t>
+      </w:r>
       <w:r>
         <w:rPr>
           <w:rFonts w:asciiTheme="minorBidi" w:hAnsiTheme="minorBidi"/>
@@ -326,17 +226,8 @@
           <w:rFonts w:asciiTheme="minorBidi" w:hAnsiTheme="minorBidi"/>
           <w:sz w:val="28"/>
         </w:rPr>
-        <w:t xml:space="preserve">Yami </w:t>
-      </w:r>
-      <w:proofErr w:type="spellStart"/>
-      <w:r>
-        <w:rPr>
-          <w:rFonts w:asciiTheme="minorBidi" w:hAnsiTheme="minorBidi"/>
-          <w:sz w:val="28"/>
-        </w:rPr>
-        <w:t>Yami</w:t>
-      </w:r>
-      <w:proofErr w:type="spellEnd"/>
+        <w:t>Yami Yami</w:t>
+      </w:r>
       <w:r>
         <w:rPr>
           <w:rFonts w:asciiTheme="minorBidi" w:hAnsiTheme="minorBidi"/>
@@ -658,14 +549,12 @@
         </w:rPr>
         <w:t xml:space="preserve">ผ่านแพ็กเกจ </w:t>
       </w:r>
-      <w:proofErr w:type="spellStart"/>
       <w:r>
         <w:rPr>
           <w:rFonts w:asciiTheme="minorBidi" w:hAnsiTheme="minorBidi"/>
         </w:rPr>
         <w:t>hashlib</w:t>
       </w:r>
-      <w:proofErr w:type="spellEnd"/>
       <w:r>
         <w:rPr>
           <w:rFonts w:asciiTheme="minorBidi" w:hAnsiTheme="minorBidi"/>
@@ -777,37 +666,12 @@
           <w:sz w:val="28"/>
         </w:rPr>
       </w:pPr>
-      <w:proofErr w:type="spellStart"/>
-      <w:r>
-        <w:rPr>
-          <w:rFonts w:asciiTheme="minorBidi" w:hAnsiTheme="minorBidi"/>
-          <w:sz w:val="28"/>
-        </w:rPr>
-        <w:t>Gomu</w:t>
-      </w:r>
-      <w:proofErr w:type="spellEnd"/>
-      <w:r>
-        <w:rPr>
-          <w:rFonts w:asciiTheme="minorBidi" w:hAnsiTheme="minorBidi"/>
-          <w:sz w:val="28"/>
-        </w:rPr>
-        <w:t xml:space="preserve"> </w:t>
-      </w:r>
-      <w:proofErr w:type="spellStart"/>
-      <w:r>
-        <w:rPr>
-          <w:rFonts w:asciiTheme="minorBidi" w:hAnsiTheme="minorBidi"/>
-          <w:sz w:val="28"/>
-        </w:rPr>
-        <w:t>Gomu</w:t>
-      </w:r>
-      <w:proofErr w:type="spellEnd"/>
-      <w:r>
-        <w:rPr>
-          <w:rFonts w:asciiTheme="minorBidi" w:hAnsiTheme="minorBidi"/>
-          <w:sz w:val="28"/>
-        </w:rPr>
-        <w:t xml:space="preserve"> = </w:t>
+      <w:r>
+        <w:rPr>
+          <w:rFonts w:asciiTheme="minorBidi" w:hAnsiTheme="minorBidi"/>
+          <w:sz w:val="28"/>
+        </w:rPr>
+        <w:t xml:space="preserve">Gomu Gomu = </w:t>
       </w:r>
       <w:r>
         <w:rPr>
@@ -846,21 +710,12 @@
           <w:sz w:val="28"/>
         </w:rPr>
       </w:pPr>
-      <w:proofErr w:type="spellStart"/>
-      <w:r>
-        <w:rPr>
-          <w:rFonts w:asciiTheme="minorBidi" w:hAnsiTheme="minorBidi"/>
-          <w:sz w:val="28"/>
-        </w:rPr>
-        <w:t>Mera</w:t>
-      </w:r>
-      <w:proofErr w:type="spellEnd"/>
-      <w:r>
-        <w:rPr>
-          <w:rFonts w:asciiTheme="minorBidi" w:hAnsiTheme="minorBidi"/>
-          <w:sz w:val="28"/>
-        </w:rPr>
-        <w:t xml:space="preserve"> Mer = </w:t>
+      <w:r>
+        <w:rPr>
+          <w:rFonts w:asciiTheme="minorBidi" w:hAnsiTheme="minorBidi"/>
+          <w:sz w:val="28"/>
+        </w:rPr>
+        <w:t xml:space="preserve">Mera Mer = </w:t>
       </w:r>
       <w:r>
         <w:rPr>
@@ -899,31 +754,13 @@
           <w:sz w:val="28"/>
         </w:rPr>
       </w:pPr>
-      <w:proofErr w:type="spellStart"/>
-      <w:r>
-        <w:rPr>
-          <w:rFonts w:asciiTheme="minorBidi" w:hAnsiTheme="minorBidi"/>
-          <w:sz w:val="28"/>
-        </w:rPr>
-        <w:t>Ope</w:t>
-      </w:r>
-      <w:proofErr w:type="spellEnd"/>
-      <w:r>
-        <w:rPr>
-          <w:rFonts w:asciiTheme="minorBidi" w:hAnsiTheme="minorBidi"/>
-          <w:sz w:val="28"/>
-        </w:rPr>
-        <w:t xml:space="preserve"> </w:t>
-      </w:r>
-      <w:proofErr w:type="spellStart"/>
-      <w:r>
-        <w:rPr>
-          <w:rFonts w:asciiTheme="minorBidi" w:hAnsiTheme="minorBidi"/>
-          <w:sz w:val="28"/>
-        </w:rPr>
-        <w:t>Ope</w:t>
-      </w:r>
-      <w:proofErr w:type="spellEnd"/>
+      <w:r>
+        <w:rPr>
+          <w:rFonts w:asciiTheme="minorBidi" w:hAnsiTheme="minorBidi"/>
+          <w:sz w:val="28"/>
+        </w:rPr>
+        <w:t>Ope Ope</w:t>
+      </w:r>
       <w:r>
         <w:rPr>
           <w:rFonts w:asciiTheme="minorBidi" w:hAnsiTheme="minorBidi"/>
@@ -966,17 +803,8 @@
           <w:rFonts w:asciiTheme="minorBidi" w:hAnsiTheme="minorBidi"/>
           <w:sz w:val="28"/>
         </w:rPr>
-        <w:t xml:space="preserve">Yami </w:t>
-      </w:r>
-      <w:proofErr w:type="spellStart"/>
-      <w:r>
-        <w:rPr>
-          <w:rFonts w:asciiTheme="minorBidi" w:hAnsiTheme="minorBidi"/>
-          <w:sz w:val="28"/>
-        </w:rPr>
-        <w:t>Yami</w:t>
-      </w:r>
-      <w:proofErr w:type="spellEnd"/>
+        <w:t>Yami Yami</w:t>
+      </w:r>
       <w:r>
         <w:rPr>
           <w:rFonts w:asciiTheme="minorBidi" w:hAnsiTheme="minorBidi"/>
@@ -1126,15 +954,21 @@
         </w:rPr>
         <w:t xml:space="preserve">มีจำนวนรูปดังนี้ </w:t>
       </w:r>
-      <w:proofErr w:type="spellStart"/>
-      <w:r>
-        <w:rPr>
-          <w:rFonts w:asciiTheme="minorBidi" w:hAnsiTheme="minorBidi"/>
-          <w:sz w:val="28"/>
-        </w:rPr>
-        <w:t>Gomu</w:t>
-      </w:r>
-      <w:proofErr w:type="spellEnd"/>
+      <w:r>
+        <w:rPr>
+          <w:rFonts w:asciiTheme="minorBidi" w:hAnsiTheme="minorBidi"/>
+          <w:sz w:val="28"/>
+        </w:rPr>
+        <w:t xml:space="preserve">Gomu Gomu = </w:t>
+      </w:r>
+      <w:r>
+        <w:rPr>
+          <w:rFonts w:asciiTheme="minorBidi" w:hAnsiTheme="minorBidi"/>
+          <w:sz w:val="28"/>
+          <w:cs/>
+        </w:rPr>
+        <w:t>597</w:t>
+      </w:r>
       <w:r>
         <w:rPr>
           <w:rFonts w:asciiTheme="minorBidi" w:hAnsiTheme="minorBidi"/>
@@ -1142,29 +976,28 @@
         </w:rPr>
         <w:t xml:space="preserve"> </w:t>
       </w:r>
-      <w:proofErr w:type="spellStart"/>
-      <w:r>
-        <w:rPr>
-          <w:rFonts w:asciiTheme="minorBidi" w:hAnsiTheme="minorBidi"/>
-          <w:sz w:val="28"/>
-        </w:rPr>
-        <w:t>Gomu</w:t>
-      </w:r>
-      <w:proofErr w:type="spellEnd"/>
-      <w:r>
-        <w:rPr>
-          <w:rFonts w:asciiTheme="minorBidi" w:hAnsiTheme="minorBidi"/>
-          <w:sz w:val="28"/>
-        </w:rPr>
-        <w:t xml:space="preserve"> = </w:t>
-      </w:r>
-      <w:r>
-        <w:rPr>
-          <w:rFonts w:asciiTheme="minorBidi" w:hAnsiTheme="minorBidi"/>
-          <w:sz w:val="28"/>
-          <w:cs/>
-        </w:rPr>
-        <w:t>597</w:t>
+      <w:r>
+        <w:rPr>
+          <w:rFonts w:asciiTheme="minorBidi" w:hAnsiTheme="minorBidi"/>
+          <w:sz w:val="28"/>
+          <w:cs/>
+        </w:rPr>
+        <w:t>รูป</w:t>
+      </w:r>
+      <w:r>
+        <w:rPr>
+          <w:rFonts w:asciiTheme="minorBidi" w:hAnsiTheme="minorBidi"/>
+          <w:sz w:val="28"/>
+        </w:rPr>
+        <w:t xml:space="preserve">, Mera Mer = </w:t>
+      </w:r>
+      <w:r>
+        <w:rPr>
+          <w:rFonts w:asciiTheme="minorBidi" w:hAnsiTheme="minorBidi"/>
+          <w:sz w:val="28"/>
+          <w:cs/>
+        </w:rPr>
+        <w:t>483</w:t>
       </w:r>
       <w:r>
         <w:rPr>
@@ -1186,36 +1019,13 @@
           <w:rFonts w:asciiTheme="minorBidi" w:hAnsiTheme="minorBidi"/>
           <w:sz w:val="28"/>
         </w:rPr>
-        <w:t xml:space="preserve">, </w:t>
-      </w:r>
-      <w:proofErr w:type="spellStart"/>
-      <w:r>
-        <w:rPr>
-          <w:rFonts w:asciiTheme="minorBidi" w:hAnsiTheme="minorBidi"/>
-          <w:sz w:val="28"/>
-        </w:rPr>
-        <w:t>Mera</w:t>
-      </w:r>
-      <w:proofErr w:type="spellEnd"/>
-      <w:r>
-        <w:rPr>
-          <w:rFonts w:asciiTheme="minorBidi" w:hAnsiTheme="minorBidi"/>
-          <w:sz w:val="28"/>
-        </w:rPr>
-        <w:t xml:space="preserve"> Mer = </w:t>
-      </w:r>
-      <w:r>
-        <w:rPr>
-          <w:rFonts w:asciiTheme="minorBidi" w:hAnsiTheme="minorBidi"/>
-          <w:sz w:val="28"/>
-          <w:cs/>
-        </w:rPr>
-        <w:t>483</w:t>
-      </w:r>
-      <w:r>
-        <w:rPr>
-          <w:rFonts w:asciiTheme="minorBidi" w:hAnsiTheme="minorBidi"/>
-          <w:sz w:val="28"/>
+        <w:t>, Ope Ope</w:t>
+      </w:r>
+      <w:r>
+        <w:rPr>
+          <w:rFonts w:asciiTheme="minorBidi" w:hAnsiTheme="minorBidi"/>
+          <w:sz w:val="28"/>
+          <w:cs/>
         </w:rPr>
         <w:t xml:space="preserve"> </w:t>
       </w:r>
@@ -1223,54 +1033,6 @@
         <w:rPr>
           <w:rFonts w:asciiTheme="minorBidi" w:hAnsiTheme="minorBidi"/>
           <w:sz w:val="28"/>
-          <w:cs/>
-        </w:rPr>
-        <w:t>รูป</w:t>
-      </w:r>
-      <w:r>
-        <w:rPr>
-          <w:rFonts w:asciiTheme="minorBidi" w:hAnsiTheme="minorBidi"/>
-          <w:sz w:val="28"/>
-        </w:rPr>
-        <w:t xml:space="preserve">, </w:t>
-      </w:r>
-      <w:proofErr w:type="spellStart"/>
-      <w:r>
-        <w:rPr>
-          <w:rFonts w:asciiTheme="minorBidi" w:hAnsiTheme="minorBidi"/>
-          <w:sz w:val="28"/>
-        </w:rPr>
-        <w:t>Ope</w:t>
-      </w:r>
-      <w:proofErr w:type="spellEnd"/>
-      <w:r>
-        <w:rPr>
-          <w:rFonts w:asciiTheme="minorBidi" w:hAnsiTheme="minorBidi"/>
-          <w:sz w:val="28"/>
-        </w:rPr>
-        <w:t xml:space="preserve"> </w:t>
-      </w:r>
-      <w:proofErr w:type="spellStart"/>
-      <w:r>
-        <w:rPr>
-          <w:rFonts w:asciiTheme="minorBidi" w:hAnsiTheme="minorBidi"/>
-          <w:sz w:val="28"/>
-        </w:rPr>
-        <w:t>Ope</w:t>
-      </w:r>
-      <w:proofErr w:type="spellEnd"/>
-      <w:r>
-        <w:rPr>
-          <w:rFonts w:asciiTheme="minorBidi" w:hAnsiTheme="minorBidi"/>
-          <w:sz w:val="28"/>
-          <w:cs/>
-        </w:rPr>
-        <w:t xml:space="preserve"> </w:t>
-      </w:r>
-      <w:r>
-        <w:rPr>
-          <w:rFonts w:asciiTheme="minorBidi" w:hAnsiTheme="minorBidi"/>
-          <w:sz w:val="28"/>
         </w:rPr>
         <w:t xml:space="preserve">= </w:t>
       </w:r>
@@ -1287,17 +1049,8 @@
           <w:rFonts w:asciiTheme="minorBidi" w:hAnsiTheme="minorBidi"/>
           <w:sz w:val="28"/>
         </w:rPr>
-        <w:t xml:space="preserve">, Yami </w:t>
-      </w:r>
-      <w:proofErr w:type="spellStart"/>
-      <w:r>
-        <w:rPr>
-          <w:rFonts w:asciiTheme="minorBidi" w:hAnsiTheme="minorBidi"/>
-          <w:sz w:val="28"/>
-        </w:rPr>
-        <w:t>Yami</w:t>
-      </w:r>
-      <w:proofErr w:type="spellEnd"/>
+        <w:t>, Yami Yami</w:t>
+      </w:r>
       <w:r>
         <w:rPr>
           <w:rFonts w:asciiTheme="minorBidi" w:hAnsiTheme="minorBidi"/>
@@ -1830,7 +1583,6 @@
         </w:rPr>
         <w:t xml:space="preserve">ของคลาส </w:t>
       </w:r>
-      <w:proofErr w:type="spellStart"/>
       <w:r>
         <w:rPr>
           <w:rStyle w:val="Strong"/>
@@ -1840,9 +1592,8 @@
           <w:i/>
           <w:iCs/>
         </w:rPr>
-        <w:t>i</w:t>
-      </w:r>
-      <w:proofErr w:type="spellEnd"/>
+        <w:t>i = (</w:t>
+      </w:r>
       <w:r>
         <w:rPr>
           <w:rStyle w:val="Strong"/>
@@ -1851,8 +1602,9 @@
           <w:bCs w:val="0"/>
           <w:i/>
           <w:iCs/>
-        </w:rPr>
-        <w:t xml:space="preserve"> = (</w:t>
+          <w:cs/>
+        </w:rPr>
+        <w:t xml:space="preserve">จำนวนภาพทั้งหมด) / (จำนวนคลาส </w:t>
       </w:r>
       <w:r>
         <w:rPr>
@@ -1862,9 +1614,8 @@
           <w:bCs w:val="0"/>
           <w:i/>
           <w:iCs/>
-          <w:cs/>
-        </w:rPr>
-        <w:t xml:space="preserve">จำนวนภาพทั้งหมด) / (จำนวนคลาส </w:t>
+        </w:rPr>
+        <w:t xml:space="preserve">× </w:t>
       </w:r>
       <w:r>
         <w:rPr>
@@ -1874,8 +1625,9 @@
           <w:bCs w:val="0"/>
           <w:i/>
           <w:iCs/>
-        </w:rPr>
-        <w:t xml:space="preserve">× </w:t>
+          <w:cs/>
+        </w:rPr>
+        <w:t xml:space="preserve">จำนวนภาพในคลาส </w:t>
       </w:r>
       <w:r>
         <w:rPr>
@@ -1885,71 +1637,65 @@
           <w:bCs w:val="0"/>
           <w:i/>
           <w:iCs/>
-          <w:cs/>
-        </w:rPr>
-        <w:t xml:space="preserve">จำนวนภาพในคลาส </w:t>
-      </w:r>
-      <w:proofErr w:type="spellStart"/>
+        </w:rPr>
+        <w:t>i)</w:t>
+      </w:r>
+      <w:r>
+        <w:rPr>
+          <w:rFonts w:asciiTheme="minorBidi" w:hAnsiTheme="minorBidi"/>
+          <w:sz w:val="28"/>
+        </w:rPr>
+        <w:br/>
+      </w:r>
+      <w:r>
+        <w:rPr>
+          <w:rFonts w:asciiTheme="minorBidi" w:hAnsiTheme="minorBidi"/>
+          <w:sz w:val="28"/>
+          <w:cs/>
+        </w:rPr>
+        <w:t xml:space="preserve">ซึ่งจะนำ </w:t>
+      </w:r>
+      <w:r>
+        <w:rPr>
+          <w:rFonts w:asciiTheme="minorBidi" w:hAnsiTheme="minorBidi"/>
+          <w:sz w:val="28"/>
+        </w:rPr>
+        <w:t xml:space="preserve">weight </w:t>
+      </w:r>
+      <w:r>
+        <w:rPr>
+          <w:rFonts w:asciiTheme="minorBidi" w:hAnsiTheme="minorBidi"/>
+          <w:sz w:val="28"/>
+          <w:cs/>
+        </w:rPr>
+        <w:t>ที่ได้ไปคูณกับ</w:t>
+      </w:r>
+      <w:r>
+        <w:rPr>
+          <w:rFonts w:asciiTheme="minorBidi" w:hAnsiTheme="minorBidi"/>
+          <w:sz w:val="28"/>
+          <w:cs/>
+        </w:rPr>
+        <w:t xml:space="preserve"> </w:t>
+      </w:r>
       <w:r>
         <w:rPr>
           <w:rStyle w:val="Strong"/>
           <w:rFonts w:asciiTheme="minorBidi" w:hAnsiTheme="minorBidi"/>
           <w:b w:val="0"/>
           <w:bCs w:val="0"/>
-          <w:i/>
-          <w:iCs/>
-        </w:rPr>
-        <w:t>i</w:t>
-      </w:r>
-      <w:proofErr w:type="spellEnd"/>
+        </w:rPr>
+        <w:t xml:space="preserve">loss </w:t>
+      </w:r>
       <w:r>
         <w:rPr>
           <w:rStyle w:val="Strong"/>
           <w:rFonts w:asciiTheme="minorBidi" w:hAnsiTheme="minorBidi"/>
           <w:b w:val="0"/>
           <w:bCs w:val="0"/>
-          <w:i/>
-          <w:iCs/>
-        </w:rPr>
-        <w:t>)</w:t>
-      </w:r>
-      <w:r>
-        <w:rPr>
-          <w:rFonts w:asciiTheme="minorBidi" w:hAnsiTheme="minorBidi"/>
-          <w:sz w:val="28"/>
-        </w:rPr>
-        <w:br/>
-      </w:r>
-      <w:r>
-        <w:rPr>
-          <w:rFonts w:asciiTheme="minorBidi" w:hAnsiTheme="minorBidi"/>
-          <w:sz w:val="28"/>
-          <w:cs/>
-        </w:rPr>
-        <w:t xml:space="preserve">ซึ่งจะนำ </w:t>
-      </w:r>
-      <w:r>
-        <w:rPr>
-          <w:rFonts w:asciiTheme="minorBidi" w:hAnsiTheme="minorBidi"/>
-          <w:sz w:val="28"/>
-        </w:rPr>
-        <w:t xml:space="preserve">weight </w:t>
-      </w:r>
-      <w:r>
-        <w:rPr>
-          <w:rFonts w:asciiTheme="minorBidi" w:hAnsiTheme="minorBidi"/>
-          <w:sz w:val="28"/>
-          <w:cs/>
-        </w:rPr>
-        <w:t>ที่ได้ไปคูณกับ</w:t>
-      </w:r>
-      <w:r>
-        <w:rPr>
-          <w:rFonts w:asciiTheme="minorBidi" w:hAnsiTheme="minorBidi"/>
-          <w:sz w:val="28"/>
-          <w:cs/>
-        </w:rPr>
-        <w:t xml:space="preserve"> </w:t>
+          <w:cs/>
+        </w:rPr>
+        <w:t xml:space="preserve">ของแต่ละ </w:t>
       </w:r>
       <w:r>
         <w:rPr>
@@ -1958,7 +1704,7 @@
           <w:b w:val="0"/>
           <w:bCs w:val="0"/>
         </w:rPr>
-        <w:t xml:space="preserve">loss </w:t>
+        <w:t xml:space="preserve">sample </w:t>
       </w:r>
       <w:r>
         <w:rPr>
@@ -1968,36 +1714,7 @@
           <w:bCs w:val="0"/>
           <w:cs/>
         </w:rPr>
-        <w:t xml:space="preserve">ของแต่ละ </w:t>
-      </w:r>
-      <w:r>
-        <w:rPr>
-          <w:rStyle w:val="Strong"/>
-          <w:rFonts w:asciiTheme="minorBidi" w:hAnsiTheme="minorBidi"/>
-          <w:b w:val="0"/>
-          <w:bCs w:val="0"/>
-        </w:rPr>
-        <w:t xml:space="preserve">sample </w:t>
-      </w:r>
-      <w:r>
-        <w:rPr>
-          <w:rStyle w:val="Strong"/>
-          <w:rFonts w:asciiTheme="minorBidi" w:hAnsiTheme="minorBidi"/>
-          <w:b w:val="0"/>
-          <w:bCs w:val="0"/>
-          <w:cs/>
-        </w:rPr>
-        <w:t>ทำให้</w:t>
-      </w:r>
-      <w:r>
-        <w:rPr>
-          <w:rStyle w:val="Strong"/>
-          <w:rFonts w:asciiTheme="minorBidi" w:hAnsiTheme="minorBidi"/>
-          <w:b w:val="0"/>
-          <w:bCs w:val="0"/>
-          <w:cs/>
-        </w:rPr>
-        <w:t>คลาสที่มีภาพน้อย ถูกขยายให้มีน้ำหนักมากขึ้นตามสัดส่วนที่มันขาดไป</w:t>
+        <w:t>ทำให้คลาสที่มีภาพน้อย ถูกขยายให้มีน้ำหนักมากขึ้นตามสัดส่วนที่มันขาดไป</w:t>
       </w:r>
       <w:r>
         <w:rPr>
@@ -2090,22 +1807,13 @@
           <w:numId w:val="3"/>
         </w:numPr>
       </w:pPr>
-      <w:proofErr w:type="spellStart"/>
-      <w:r>
-        <w:t>transforms.</w:t>
-      </w:r>
-      <w:r>
-        <w:t>Resize</w:t>
-      </w:r>
-      <w:proofErr w:type="spellEnd"/>
-      <w:r>
-        <w:t>()</w:t>
-      </w:r>
-      <w:r>
-        <w:t>:</w:t>
-      </w:r>
-      <w:r>
-        <w:t xml:space="preserve"> </w:t>
+      <w:proofErr w:type="gramStart"/>
+      <w:r>
+        <w:t>transforms.Resize</w:t>
+      </w:r>
+      <w:proofErr w:type="gramEnd"/>
+      <w:r>
+        <w:t xml:space="preserve">(): </w:t>
       </w:r>
       <w:r>
         <w:rPr>
@@ -2140,11 +1848,11 @@
           <w:numId w:val="3"/>
         </w:numPr>
       </w:pPr>
-      <w:proofErr w:type="spellStart"/>
+      <w:proofErr w:type="gramStart"/>
       <w:r>
         <w:t>transforms.ToTensor</w:t>
       </w:r>
-      <w:proofErr w:type="spellEnd"/>
+      <w:proofErr w:type="gramEnd"/>
       <w:r>
         <w:t>():</w:t>
       </w:r>
@@ -2200,11 +1908,11 @@
           <w:numId w:val="3"/>
         </w:numPr>
       </w:pPr>
-      <w:proofErr w:type="spellStart"/>
+      <w:proofErr w:type="gramStart"/>
       <w:r>
         <w:t>transforms.Normalize</w:t>
       </w:r>
-      <w:proofErr w:type="spellEnd"/>
+      <w:proofErr w:type="gramEnd"/>
       <w:r>
         <w:t>(mean=IMAGENET_MEAN, std=IMAGENET_STD):</w:t>
       </w:r>
@@ -2238,10 +1946,7 @@
         </w:numPr>
       </w:pPr>
       <w:r>
-        <w:t xml:space="preserve">Data </w:t>
-      </w:r>
-      <w:r>
-        <w:t>augmentation (</w:t>
+        <w:t>Data augmentation (</w:t>
       </w:r>
       <w:r>
         <w:rPr>
@@ -2272,16 +1977,13 @@
           <w:numId w:val="3"/>
         </w:numPr>
       </w:pPr>
-      <w:proofErr w:type="spellStart"/>
+      <w:proofErr w:type="gramStart"/>
       <w:r>
         <w:t>transforms.RandomHorizontalFlip</w:t>
       </w:r>
-      <w:proofErr w:type="spellEnd"/>
-      <w:r>
-        <w:t>(p=0.5)</w:t>
-      </w:r>
-      <w:r>
-        <w:t>:</w:t>
+      <w:proofErr w:type="gramEnd"/>
+      <w:r>
+        <w:t>(p=0.5):</w:t>
       </w:r>
       <w:r>
         <w:rPr>
@@ -2319,11 +2021,11 @@
           <w:numId w:val="3"/>
         </w:numPr>
       </w:pPr>
-      <w:proofErr w:type="spellStart"/>
+      <w:proofErr w:type="gramStart"/>
       <w:r>
         <w:t>transforms.RandomRotation</w:t>
       </w:r>
-      <w:proofErr w:type="spellEnd"/>
+      <w:proofErr w:type="gramEnd"/>
       <w:r>
         <w:t>(degrees=20)</w:t>
       </w:r>
@@ -2364,10 +2066,7 @@
         <w:t>ถึง +</w:t>
       </w:r>
       <w:r>
-        <w:t>20°</w:t>
-      </w:r>
-      <w:r>
-        <w:t xml:space="preserve"> </w:t>
+        <w:t xml:space="preserve">20° </w:t>
       </w:r>
     </w:p>
     <w:p>
@@ -2378,11 +2077,11 @@
           <w:numId w:val="3"/>
         </w:numPr>
       </w:pPr>
-      <w:proofErr w:type="spellStart"/>
+      <w:proofErr w:type="gramStart"/>
       <w:r>
         <w:t>transforms.ColorJitter</w:t>
       </w:r>
-      <w:proofErr w:type="spellEnd"/>
+      <w:proofErr w:type="gramEnd"/>
       <w:r>
         <w:t xml:space="preserve">(brightness=0.20, </w:t>
       </w:r>
@@ -2471,10 +2170,7 @@
         <w:t xml:space="preserve"> ในช่วง</w:t>
       </w:r>
       <w:r>
-        <w:t xml:space="preserve"> </w:t>
-      </w:r>
-      <w:r>
-        <w:t>0.9–1.1</w:t>
+        <w:t xml:space="preserve"> 0.9–1.1</w:t>
       </w:r>
     </w:p>
     <w:p>
@@ -2485,24 +2181,13 @@
           <w:numId w:val="3"/>
         </w:numPr>
       </w:pPr>
-      <w:proofErr w:type="spellStart"/>
+      <w:proofErr w:type="gramStart"/>
       <w:r>
         <w:t>transforms.RandomResizedCrop</w:t>
       </w:r>
-      <w:proofErr w:type="spellEnd"/>
-      <w:r>
-        <w:t>(</w:t>
-      </w:r>
-      <w:proofErr w:type="spellStart"/>
-      <w:r>
-        <w:t>self.image_size</w:t>
-      </w:r>
-      <w:proofErr w:type="spellEnd"/>
-      <w:r>
-        <w:t>, scale=(0.8, 1.0))</w:t>
-      </w:r>
-      <w:r>
-        <w:t xml:space="preserve">: </w:t>
+      <w:proofErr w:type="gramEnd"/>
+      <w:r>
+        <w:t xml:space="preserve">(self.image_size, scale=(0.8, 1.0)): </w:t>
       </w:r>
       <w:r>
         <w:rPr>
@@ -2548,14 +2233,12 @@
         </w:rPr>
         <w:t xml:space="preserve">กลับเป็น </w:t>
       </w:r>
-      <w:proofErr w:type="spellStart"/>
       <w:r>
         <w:rPr>
           <w:rFonts w:cs="Cordia New"/>
         </w:rPr>
         <w:t>image_size</w:t>
       </w:r>
-      <w:proofErr w:type="spellEnd"/>
       <w:r>
         <w:rPr>
           <w:rFonts w:cs="Cordia New" w:hint="cs"/>
@@ -2579,24 +2262,13 @@
           <w:numId w:val="3"/>
         </w:numPr>
       </w:pPr>
-      <w:proofErr w:type="spellStart"/>
+      <w:proofErr w:type="gramStart"/>
       <w:r>
         <w:t>transforms.RandomPerspective</w:t>
       </w:r>
-      <w:proofErr w:type="spellEnd"/>
-      <w:r>
-        <w:t>(</w:t>
-      </w:r>
-      <w:proofErr w:type="spellStart"/>
-      <w:r>
-        <w:t>distortion_scale</w:t>
-      </w:r>
-      <w:proofErr w:type="spellEnd"/>
-      <w:r>
-        <w:t>=0.15, p=0.3)</w:t>
-      </w:r>
-      <w:r>
-        <w:t>:</w:t>
+      <w:proofErr w:type="gramEnd"/>
+      <w:r>
+        <w:t>(distortion_scale=0.15, p=0.3):</w:t>
       </w:r>
       <w:r>
         <w:rPr>
@@ -2634,16 +2306,13 @@
           <w:numId w:val="3"/>
         </w:numPr>
       </w:pPr>
-      <w:proofErr w:type="spellStart"/>
+      <w:proofErr w:type="gramStart"/>
       <w:r>
         <w:t>transforms.RandomGrayscale</w:t>
       </w:r>
-      <w:proofErr w:type="spellEnd"/>
-      <w:r>
-        <w:t>(p=0.1)</w:t>
-      </w:r>
-      <w:r>
-        <w:t xml:space="preserve">: </w:t>
+      <w:proofErr w:type="gramEnd"/>
+      <w:r>
+        <w:t xml:space="preserve">(p=0.1): </w:t>
       </w:r>
       <w:r>
         <w:rPr>
@@ -2676,10 +2345,7 @@
       </w:pPr>
       <w:r>
         <w:lastRenderedPageBreak/>
-        <w:t>Data</w:t>
-      </w:r>
-      <w:r>
-        <w:t xml:space="preserve"> Splitting:</w:t>
+        <w:t>Data Splitting:</w:t>
       </w:r>
       <w:r>
         <w:rPr>
@@ -2806,18 +2472,2577 @@
           <w:ilvl w:val="0"/>
           <w:numId w:val="3"/>
         </w:numPr>
+      </w:pPr>
+      <w:r>
+        <w:t>Data Loading:</w:t>
+      </w:r>
+      <w:r>
+        <w:t xml:space="preserve"> </w:t>
+      </w:r>
+      <w:r>
         <w:rPr>
           <w:rFonts w:hint="cs"/>
-        </w:rPr>
-      </w:pPr>
-      <w:r>
-        <w:t xml:space="preserve">Data Loading: </w:t>
-      </w:r>
-    </w:p>
-    <w:p>
-      <w:pPr>
+          <w:cs/>
+        </w:rPr>
+        <w:t xml:space="preserve">กำหนด </w:t>
+      </w:r>
+      <w:r>
+        <w:t xml:space="preserve">Batch Size </w:t>
+      </w:r>
+      <w:r>
         <w:rPr>
           <w:rFonts w:hint="cs"/>
+          <w:cs/>
+        </w:rPr>
+        <w:t xml:space="preserve">เท่ากับ </w:t>
+      </w:r>
+      <w:r>
+        <w:t>64</w:t>
+      </w:r>
+      <w:r>
+        <w:rPr>
+          <w:rFonts w:hint="cs"/>
+          <w:cs/>
+        </w:rPr>
+        <w:t xml:space="preserve"> รูปและมีการ </w:t>
+      </w:r>
+      <w:r>
+        <w:t xml:space="preserve">shuffle </w:t>
+      </w:r>
+      <w:r>
+        <w:rPr>
+          <w:rFonts w:hint="cs"/>
+          <w:cs/>
+        </w:rPr>
+        <w:t xml:space="preserve">ใหม่ ทั้งหมดในทุกๆ </w:t>
+      </w:r>
+      <w:r>
+        <w:t>epoch</w:t>
+      </w:r>
+    </w:p>
+    <w:p>
+      <w:pPr>
+        <w:pStyle w:val="Heading2"/>
+        <w:rPr>
+          <w:rFonts w:asciiTheme="minorBidi" w:hAnsiTheme="minorBidi" w:cstheme="minorBidi"/>
+          <w:b/>
+          <w:bCs/>
+          <w:sz w:val="36"/>
+          <w:szCs w:val="44"/>
+        </w:rPr>
+      </w:pPr>
+      <w:r>
+        <w:rPr>
+          <w:rFonts w:asciiTheme="minorBidi" w:hAnsiTheme="minorBidi" w:cstheme="minorBidi"/>
+          <w:b/>
+          <w:bCs/>
+          <w:sz w:val="36"/>
+          <w:szCs w:val="44"/>
+        </w:rPr>
+        <w:t>Model Architechure</w:t>
+      </w:r>
+    </w:p>
+    <w:p>
+      <w:pPr>
+        <w:pStyle w:val="ListParagraph"/>
+        <w:numPr>
+          <w:ilvl w:val="0"/>
+          <w:numId w:val="5"/>
+        </w:numPr>
+      </w:pPr>
+      <w:r>
+        <w:rPr>
+          <w:rFonts w:hint="cs"/>
+          <w:cs/>
+        </w:rPr>
+        <w:t xml:space="preserve">เลือก </w:t>
+      </w:r>
+      <w:r>
+        <w:t xml:space="preserve">model </w:t>
+      </w:r>
+      <w:r>
+        <w:rPr>
+          <w:rFonts w:hint="cs"/>
+          <w:cs/>
+        </w:rPr>
+        <w:t xml:space="preserve">ทั้งหมด </w:t>
+      </w:r>
+      <w:r>
+        <w:t>4</w:t>
+      </w:r>
+      <w:r>
+        <w:t xml:space="preserve"> </w:t>
+      </w:r>
+      <w:r>
+        <w:t>a</w:t>
+      </w:r>
+      <w:r>
+        <w:t>rchitechure</w:t>
+      </w:r>
+      <w:r>
+        <w:t xml:space="preserve"> </w:t>
+      </w:r>
+      <w:r>
+        <w:rPr>
+          <w:rFonts w:hint="cs"/>
+          <w:cs/>
+        </w:rPr>
+        <w:t>โ</w:t>
+      </w:r>
+      <w:r>
+        <w:rPr>
+          <w:rFonts w:hint="cs"/>
+          <w:cs/>
+        </w:rPr>
+        <w:t>ดนปรียบเทียบความคุ้มค่าระหว่าง</w:t>
+      </w:r>
+      <w:r>
+        <w:t xml:space="preserve"> accuracy</w:t>
+      </w:r>
+      <w:r>
+        <w:rPr>
+          <w:rFonts w:hint="cs"/>
+          <w:cs/>
+        </w:rPr>
+        <w:t xml:space="preserve"> และความเร็วในการประมวลผล โดยเลือกโมเดลตั้งแต่ขนาดเล็กไปจนถึงขนาดใหญ่ เพื่อช่วยให้เราประเมิน</w:t>
+      </w:r>
+      <w:r>
+        <w:t xml:space="preserve"> Trade-Off </w:t>
+      </w:r>
+      <w:r>
+        <w:rPr>
+          <w:rFonts w:hint="cs"/>
+          <w:cs/>
+        </w:rPr>
+        <w:t>ได้จัดเจนว่า เรา</w:t>
+      </w:r>
+      <w:r>
+        <w:rPr>
+          <w:rFonts w:hint="cs"/>
+          <w:cs/>
+        </w:rPr>
+        <w:t>ควร</w:t>
+      </w:r>
+      <w:r>
+        <w:rPr>
+          <w:rFonts w:hint="cs"/>
+          <w:cs/>
+        </w:rPr>
+        <w:t>ใช้ทรัพยากรและงบประมาณทั้งในด้านของเงินและเวล</w:t>
+      </w:r>
+      <w:r>
+        <w:rPr>
+          <w:rFonts w:hint="cs"/>
+          <w:cs/>
+        </w:rPr>
+        <w:t>ามากแค่ไหน</w:t>
+      </w:r>
+      <w:r>
+        <w:rPr>
+          <w:rFonts w:hint="cs"/>
+          <w:cs/>
+        </w:rPr>
+        <w:t xml:space="preserve"> </w:t>
+      </w:r>
+    </w:p>
+    <w:tbl>
+      <w:tblPr>
+        <w:tblW w:w="9500" w:type="dxa"/>
+        <w:tblBorders>
+          <w:top w:val="single" w:sz="4" w:space="0" w:color="auto"/>
+          <w:left w:val="single" w:sz="4" w:space="0" w:color="auto"/>
+          <w:bottom w:val="single" w:sz="4" w:space="0" w:color="auto"/>
+          <w:right w:val="single" w:sz="4" w:space="0" w:color="auto"/>
+          <w:insideH w:val="single" w:sz="4" w:space="0" w:color="auto"/>
+          <w:insideV w:val="single" w:sz="4" w:space="0" w:color="auto"/>
+        </w:tblBorders>
+        <w:tblCellMar>
+          <w:left w:w="10" w:type="dxa"/>
+          <w:right w:w="10" w:type="dxa"/>
+        </w:tblCellMar>
+        <w:tblLook w:val="04A0" w:firstRow="1" w:lastRow="0" w:firstColumn="1" w:lastColumn="0" w:noHBand="0" w:noVBand="1"/>
+      </w:tblPr>
+      <w:tblGrid>
+        <w:gridCol w:w="1600"/>
+        <w:gridCol w:w="1300"/>
+        <w:gridCol w:w="3300"/>
+        <w:gridCol w:w="3300"/>
+      </w:tblGrid>
+      <w:tr>
+        <w:trPr>
+          <w:tblHeader/>
+        </w:trPr>
+        <w:tc>
+          <w:tcPr>
+            <w:tcW w:w="1600" w:type="dxa"/>
+            <w:tcBorders>
+              <w:top w:val="single" w:sz="4" w:space="0" w:color="auto"/>
+              <w:left w:val="single" w:sz="4" w:space="0" w:color="auto"/>
+              <w:bottom w:val="single" w:sz="4" w:space="0" w:color="auto"/>
+              <w:right w:val="single" w:sz="4" w:space="0" w:color="auto"/>
+            </w:tcBorders>
+            <w:shd w:val="clear" w:color="auto" w:fill="1F3864"/>
+            <w:tcMar>
+              <w:top w:w="60" w:type="dxa"/>
+              <w:left w:w="100" w:type="dxa"/>
+              <w:bottom w:w="60" w:type="dxa"/>
+              <w:right w:w="100" w:type="dxa"/>
+            </w:tcMar>
+            <w:hideMark/>
+          </w:tcPr>
+          <w:p>
+            <w:pPr>
+              <w:rPr>
+                <w:color w:val="EE0000"/>
+              </w:rPr>
+            </w:pPr>
+            <w:r>
+              <w:rPr>
+                <w:color w:val="EE0000"/>
+              </w:rPr>
+              <w:t>Model</w:t>
+            </w:r>
+          </w:p>
+        </w:tc>
+        <w:tc>
+          <w:tcPr>
+            <w:tcW w:w="1300" w:type="dxa"/>
+            <w:tcBorders>
+              <w:top w:val="single" w:sz="4" w:space="0" w:color="auto"/>
+              <w:left w:val="single" w:sz="4" w:space="0" w:color="auto"/>
+              <w:bottom w:val="single" w:sz="4" w:space="0" w:color="auto"/>
+              <w:right w:val="single" w:sz="4" w:space="0" w:color="auto"/>
+            </w:tcBorders>
+            <w:shd w:val="clear" w:color="auto" w:fill="1F3864"/>
+            <w:tcMar>
+              <w:top w:w="60" w:type="dxa"/>
+              <w:left w:w="100" w:type="dxa"/>
+              <w:bottom w:w="60" w:type="dxa"/>
+              <w:right w:w="100" w:type="dxa"/>
+            </w:tcMar>
+            <w:hideMark/>
+          </w:tcPr>
+          <w:p>
+            <w:pPr>
+              <w:rPr>
+                <w:color w:val="EE0000"/>
+              </w:rPr>
+            </w:pPr>
+            <w:r>
+              <w:rPr>
+                <w:color w:val="EE0000"/>
+              </w:rPr>
+              <w:t>Params</w:t>
+            </w:r>
+          </w:p>
+        </w:tc>
+        <w:tc>
+          <w:tcPr>
+            <w:tcW w:w="3300" w:type="dxa"/>
+            <w:tcBorders>
+              <w:top w:val="single" w:sz="4" w:space="0" w:color="auto"/>
+              <w:left w:val="single" w:sz="4" w:space="0" w:color="auto"/>
+              <w:bottom w:val="single" w:sz="4" w:space="0" w:color="auto"/>
+              <w:right w:val="single" w:sz="4" w:space="0" w:color="auto"/>
+            </w:tcBorders>
+            <w:shd w:val="clear" w:color="auto" w:fill="1F3864"/>
+            <w:tcMar>
+              <w:top w:w="60" w:type="dxa"/>
+              <w:left w:w="100" w:type="dxa"/>
+              <w:bottom w:w="60" w:type="dxa"/>
+              <w:right w:w="100" w:type="dxa"/>
+            </w:tcMar>
+            <w:hideMark/>
+          </w:tcPr>
+          <w:p>
+            <w:pPr>
+              <w:rPr>
+                <w:color w:val="EE0000"/>
+              </w:rPr>
+            </w:pPr>
+            <w:r>
+              <w:rPr>
+                <w:color w:val="EE0000"/>
+                <w:cs/>
+              </w:rPr>
+              <w:t>จุดเด่น (</w:t>
+            </w:r>
+            <w:r>
+              <w:rPr>
+                <w:color w:val="EE0000"/>
+              </w:rPr>
+              <w:t>Strengths)</w:t>
+            </w:r>
+          </w:p>
+        </w:tc>
+        <w:tc>
+          <w:tcPr>
+            <w:tcW w:w="3300" w:type="dxa"/>
+            <w:tcBorders>
+              <w:top w:val="single" w:sz="4" w:space="0" w:color="auto"/>
+              <w:left w:val="single" w:sz="4" w:space="0" w:color="auto"/>
+              <w:bottom w:val="single" w:sz="4" w:space="0" w:color="auto"/>
+              <w:right w:val="single" w:sz="4" w:space="0" w:color="auto"/>
+            </w:tcBorders>
+            <w:shd w:val="clear" w:color="auto" w:fill="1F3864"/>
+            <w:tcMar>
+              <w:top w:w="60" w:type="dxa"/>
+              <w:left w:w="100" w:type="dxa"/>
+              <w:bottom w:w="60" w:type="dxa"/>
+              <w:right w:w="100" w:type="dxa"/>
+            </w:tcMar>
+            <w:hideMark/>
+          </w:tcPr>
+          <w:p>
+            <w:pPr>
+              <w:rPr>
+                <w:color w:val="EE0000"/>
+              </w:rPr>
+            </w:pPr>
+            <w:r>
+              <w:rPr>
+                <w:color w:val="EE0000"/>
+                <w:cs/>
+              </w:rPr>
+              <w:t>ข้อจำกัด (</w:t>
+            </w:r>
+            <w:r>
+              <w:rPr>
+                <w:color w:val="EE0000"/>
+              </w:rPr>
+              <w:t>Limitations)</w:t>
+            </w:r>
+          </w:p>
+        </w:tc>
+      </w:tr>
+      <w:tr>
+        <w:tc>
+          <w:tcPr>
+            <w:tcW w:w="1600" w:type="dxa"/>
+            <w:tcBorders>
+              <w:top w:val="single" w:sz="4" w:space="0" w:color="auto"/>
+              <w:left w:val="single" w:sz="4" w:space="0" w:color="auto"/>
+              <w:bottom w:val="single" w:sz="4" w:space="0" w:color="auto"/>
+              <w:right w:val="single" w:sz="4" w:space="0" w:color="auto"/>
+            </w:tcBorders>
+            <w:tcMar>
+              <w:top w:w="60" w:type="dxa"/>
+              <w:left w:w="100" w:type="dxa"/>
+              <w:bottom w:w="60" w:type="dxa"/>
+              <w:right w:w="100" w:type="dxa"/>
+            </w:tcMar>
+            <w:hideMark/>
+          </w:tcPr>
+          <w:p>
+            <w:pPr>
+              <w:rPr>
+                <w:color w:val="EE0000"/>
+              </w:rPr>
+            </w:pPr>
+            <w:r>
+              <w:rPr>
+                <w:color w:val="EE0000"/>
+              </w:rPr>
+              <w:t>MobileNetV3-Small</w:t>
+            </w:r>
+          </w:p>
+        </w:tc>
+        <w:tc>
+          <w:tcPr>
+            <w:tcW w:w="1300" w:type="dxa"/>
+            <w:tcBorders>
+              <w:top w:val="single" w:sz="4" w:space="0" w:color="auto"/>
+              <w:left w:val="single" w:sz="4" w:space="0" w:color="auto"/>
+              <w:bottom w:val="single" w:sz="4" w:space="0" w:color="auto"/>
+              <w:right w:val="single" w:sz="4" w:space="0" w:color="auto"/>
+            </w:tcBorders>
+            <w:tcMar>
+              <w:top w:w="60" w:type="dxa"/>
+              <w:left w:w="100" w:type="dxa"/>
+              <w:bottom w:w="60" w:type="dxa"/>
+              <w:right w:w="100" w:type="dxa"/>
+            </w:tcMar>
+            <w:hideMark/>
+          </w:tcPr>
+          <w:p>
+            <w:pPr>
+              <w:rPr>
+                <w:color w:val="EE0000"/>
+              </w:rPr>
+            </w:pPr>
+            <w:r>
+              <w:rPr>
+                <w:color w:val="EE0000"/>
+              </w:rPr>
+              <w:t xml:space="preserve">~2.5 </w:t>
+            </w:r>
+            <w:r>
+              <w:rPr>
+                <w:color w:val="EE0000"/>
+                <w:cs/>
+              </w:rPr>
+              <w:t>ล้าน</w:t>
+            </w:r>
+          </w:p>
+        </w:tc>
+        <w:tc>
+          <w:tcPr>
+            <w:tcW w:w="3300" w:type="dxa"/>
+            <w:tcBorders>
+              <w:top w:val="single" w:sz="4" w:space="0" w:color="auto"/>
+              <w:left w:val="single" w:sz="4" w:space="0" w:color="auto"/>
+              <w:bottom w:val="single" w:sz="4" w:space="0" w:color="auto"/>
+              <w:right w:val="single" w:sz="4" w:space="0" w:color="auto"/>
+            </w:tcBorders>
+            <w:tcMar>
+              <w:top w:w="60" w:type="dxa"/>
+              <w:left w:w="100" w:type="dxa"/>
+              <w:bottom w:w="60" w:type="dxa"/>
+              <w:right w:w="100" w:type="dxa"/>
+            </w:tcMar>
+            <w:hideMark/>
+          </w:tcPr>
+          <w:p>
+            <w:pPr>
+              <w:rPr>
+                <w:color w:val="EE0000"/>
+              </w:rPr>
+            </w:pPr>
+            <w:r>
+              <w:rPr>
+                <w:color w:val="EE0000"/>
+                <w:cs/>
+              </w:rPr>
+              <w:t>เบาที่สุด ประมวลผลเร็วที่สุด</w:t>
+            </w:r>
+            <w:r>
+              <w:rPr>
+                <w:color w:val="EE0000"/>
+              </w:rPr>
+              <w:t xml:space="preserve"> </w:t>
+            </w:r>
+            <w:r>
+              <w:rPr>
+                <w:color w:val="EE0000"/>
+                <w:cs/>
+              </w:rPr>
+              <w:t xml:space="preserve">ออกแบบผ่าน </w:t>
+            </w:r>
+            <w:r>
+              <w:rPr>
+                <w:color w:val="EE0000"/>
+              </w:rPr>
+              <w:t xml:space="preserve">NAS </w:t>
+            </w:r>
+            <w:r>
+              <w:rPr>
+                <w:color w:val="EE0000"/>
+                <w:cs/>
+              </w:rPr>
+              <w:t xml:space="preserve">เพื่อ </w:t>
+            </w:r>
+            <w:r>
+              <w:rPr>
+                <w:color w:val="EE0000"/>
+              </w:rPr>
+              <w:t xml:space="preserve">Mobile/Edge device </w:t>
+            </w:r>
+            <w:r>
+              <w:rPr>
+                <w:color w:val="EE0000"/>
+                <w:cs/>
+              </w:rPr>
+              <w:t xml:space="preserve">มี </w:t>
+            </w:r>
+            <w:r>
+              <w:rPr>
+                <w:color w:val="EE0000"/>
+              </w:rPr>
+              <w:t>Squeeze-Excitation (channel attention)</w:t>
+            </w:r>
+          </w:p>
+        </w:tc>
+        <w:tc>
+          <w:tcPr>
+            <w:tcW w:w="3300" w:type="dxa"/>
+            <w:tcBorders>
+              <w:top w:val="single" w:sz="4" w:space="0" w:color="auto"/>
+              <w:left w:val="single" w:sz="4" w:space="0" w:color="auto"/>
+              <w:bottom w:val="single" w:sz="4" w:space="0" w:color="auto"/>
+              <w:right w:val="single" w:sz="4" w:space="0" w:color="auto"/>
+            </w:tcBorders>
+            <w:tcMar>
+              <w:top w:w="60" w:type="dxa"/>
+              <w:left w:w="100" w:type="dxa"/>
+              <w:bottom w:w="60" w:type="dxa"/>
+              <w:right w:w="100" w:type="dxa"/>
+            </w:tcMar>
+            <w:hideMark/>
+          </w:tcPr>
+          <w:p>
+            <w:pPr>
+              <w:rPr>
+                <w:color w:val="EE0000"/>
+              </w:rPr>
+            </w:pPr>
+            <w:r>
+              <w:rPr>
+                <w:color w:val="EE0000"/>
+                <w:cs/>
+              </w:rPr>
+              <w:t xml:space="preserve">ความสามารถสกัด </w:t>
+            </w:r>
+            <w:r>
+              <w:rPr>
+                <w:color w:val="EE0000"/>
+              </w:rPr>
+              <w:t xml:space="preserve">feature </w:t>
+            </w:r>
+            <w:r>
+              <w:rPr>
+                <w:color w:val="EE0000"/>
+                <w:cs/>
+              </w:rPr>
+              <w:t xml:space="preserve">ซับซ้อนจำกัดกว่าโมเดลอื่น เสี่ยง </w:t>
+            </w:r>
+            <w:r>
+              <w:rPr>
+                <w:color w:val="EE0000"/>
+              </w:rPr>
+              <w:t xml:space="preserve">underfit </w:t>
+            </w:r>
+            <w:r>
+              <w:rPr>
+                <w:color w:val="EE0000"/>
+                <w:cs/>
+              </w:rPr>
+              <w:t xml:space="preserve">กับงาน </w:t>
+            </w:r>
+            <w:r>
+              <w:rPr>
+                <w:color w:val="EE0000"/>
+              </w:rPr>
+              <w:t>fine-grained</w:t>
+            </w:r>
+          </w:p>
+        </w:tc>
+      </w:tr>
+      <w:tr>
+        <w:tc>
+          <w:tcPr>
+            <w:tcW w:w="1600" w:type="dxa"/>
+            <w:tcBorders>
+              <w:top w:val="single" w:sz="4" w:space="0" w:color="auto"/>
+              <w:left w:val="single" w:sz="4" w:space="0" w:color="auto"/>
+              <w:bottom w:val="single" w:sz="4" w:space="0" w:color="auto"/>
+              <w:right w:val="single" w:sz="4" w:space="0" w:color="auto"/>
+            </w:tcBorders>
+            <w:tcMar>
+              <w:top w:w="60" w:type="dxa"/>
+              <w:left w:w="100" w:type="dxa"/>
+              <w:bottom w:w="60" w:type="dxa"/>
+              <w:right w:w="100" w:type="dxa"/>
+            </w:tcMar>
+            <w:hideMark/>
+          </w:tcPr>
+          <w:p>
+            <w:pPr>
+              <w:rPr>
+                <w:color w:val="EE0000"/>
+              </w:rPr>
+            </w:pPr>
+            <w:r>
+              <w:rPr>
+                <w:color w:val="EE0000"/>
+              </w:rPr>
+              <w:t>EfficientNet-B0</w:t>
+            </w:r>
+          </w:p>
+        </w:tc>
+        <w:tc>
+          <w:tcPr>
+            <w:tcW w:w="1300" w:type="dxa"/>
+            <w:tcBorders>
+              <w:top w:val="single" w:sz="4" w:space="0" w:color="auto"/>
+              <w:left w:val="single" w:sz="4" w:space="0" w:color="auto"/>
+              <w:bottom w:val="single" w:sz="4" w:space="0" w:color="auto"/>
+              <w:right w:val="single" w:sz="4" w:space="0" w:color="auto"/>
+            </w:tcBorders>
+            <w:tcMar>
+              <w:top w:w="60" w:type="dxa"/>
+              <w:left w:w="100" w:type="dxa"/>
+              <w:bottom w:w="60" w:type="dxa"/>
+              <w:right w:w="100" w:type="dxa"/>
+            </w:tcMar>
+            <w:hideMark/>
+          </w:tcPr>
+          <w:p>
+            <w:pPr>
+              <w:rPr>
+                <w:color w:val="EE0000"/>
+              </w:rPr>
+            </w:pPr>
+            <w:r>
+              <w:rPr>
+                <w:color w:val="EE0000"/>
+              </w:rPr>
+              <w:t xml:space="preserve">~5.3 </w:t>
+            </w:r>
+            <w:r>
+              <w:rPr>
+                <w:color w:val="EE0000"/>
+                <w:cs/>
+              </w:rPr>
+              <w:t>ล้าน</w:t>
+            </w:r>
+          </w:p>
+        </w:tc>
+        <w:tc>
+          <w:tcPr>
+            <w:tcW w:w="3300" w:type="dxa"/>
+            <w:tcBorders>
+              <w:top w:val="single" w:sz="4" w:space="0" w:color="auto"/>
+              <w:left w:val="single" w:sz="4" w:space="0" w:color="auto"/>
+              <w:bottom w:val="single" w:sz="4" w:space="0" w:color="auto"/>
+              <w:right w:val="single" w:sz="4" w:space="0" w:color="auto"/>
+            </w:tcBorders>
+            <w:tcMar>
+              <w:top w:w="60" w:type="dxa"/>
+              <w:left w:w="100" w:type="dxa"/>
+              <w:bottom w:w="60" w:type="dxa"/>
+              <w:right w:w="100" w:type="dxa"/>
+            </w:tcMar>
+            <w:hideMark/>
+          </w:tcPr>
+          <w:p>
+            <w:pPr>
+              <w:rPr>
+                <w:color w:val="EE0000"/>
+              </w:rPr>
+            </w:pPr>
+            <w:r>
+              <w:rPr>
+                <w:color w:val="EE0000"/>
+              </w:rPr>
+              <w:t>Compound scaling (</w:t>
+            </w:r>
+            <w:r>
+              <w:rPr>
+                <w:color w:val="EE0000"/>
+                <w:cs/>
+              </w:rPr>
+              <w:t>ปรับ</w:t>
+            </w:r>
+            <w:r>
+              <w:rPr>
+                <w:color w:val="EE0000"/>
+              </w:rPr>
+              <w:t xml:space="preserve"> depth/width/resolution </w:t>
+            </w:r>
+            <w:r>
+              <w:rPr>
+                <w:color w:val="EE0000"/>
+                <w:cs/>
+              </w:rPr>
+              <w:t xml:space="preserve">พร้อมกัน) ผ่าน </w:t>
+            </w:r>
+            <w:r>
+              <w:rPr>
+                <w:color w:val="EE0000"/>
+              </w:rPr>
+              <w:t xml:space="preserve">NAS </w:t>
+            </w:r>
+            <w:r>
+              <w:rPr>
+                <w:color w:val="EE0000"/>
+                <w:cs/>
+              </w:rPr>
+              <w:t xml:space="preserve">มี </w:t>
+            </w:r>
+            <w:r>
+              <w:rPr>
+                <w:color w:val="EE0000"/>
+              </w:rPr>
+              <w:t xml:space="preserve">Squeeze-Excitation </w:t>
+            </w:r>
+            <w:r>
+              <w:rPr>
+                <w:color w:val="EE0000"/>
+                <w:cs/>
+              </w:rPr>
+              <w:t>เช่นกัน แต่</w:t>
+            </w:r>
+            <w:r>
+              <w:rPr>
+                <w:color w:val="EE0000"/>
+              </w:rPr>
+              <w:t xml:space="preserve"> capacity </w:t>
+            </w:r>
+            <w:r>
+              <w:rPr>
+                <w:color w:val="EE0000"/>
+                <w:cs/>
+              </w:rPr>
+              <w:t xml:space="preserve">สูงกว่า </w:t>
+            </w:r>
+            <w:r>
+              <w:rPr>
+                <w:color w:val="EE0000"/>
+              </w:rPr>
+              <w:t>MobileNetV3-Small</w:t>
+            </w:r>
+          </w:p>
+        </w:tc>
+        <w:tc>
+          <w:tcPr>
+            <w:tcW w:w="3300" w:type="dxa"/>
+            <w:tcBorders>
+              <w:top w:val="single" w:sz="4" w:space="0" w:color="auto"/>
+              <w:left w:val="single" w:sz="4" w:space="0" w:color="auto"/>
+              <w:bottom w:val="single" w:sz="4" w:space="0" w:color="auto"/>
+              <w:right w:val="single" w:sz="4" w:space="0" w:color="auto"/>
+            </w:tcBorders>
+            <w:tcMar>
+              <w:top w:w="60" w:type="dxa"/>
+              <w:left w:w="100" w:type="dxa"/>
+              <w:bottom w:w="60" w:type="dxa"/>
+              <w:right w:w="100" w:type="dxa"/>
+            </w:tcMar>
+            <w:hideMark/>
+          </w:tcPr>
+          <w:p>
+            <w:pPr>
+              <w:rPr>
+                <w:color w:val="EE0000"/>
+              </w:rPr>
+            </w:pPr>
+            <w:r>
+              <w:rPr>
+                <w:color w:val="EE0000"/>
+                <w:cs/>
+              </w:rPr>
+              <w:t xml:space="preserve">ซับซ้อนกว่า </w:t>
+            </w:r>
+            <w:r>
+              <w:rPr>
+                <w:color w:val="EE0000"/>
+              </w:rPr>
+              <w:t xml:space="preserve">MobileNet </w:t>
+            </w:r>
+            <w:r>
+              <w:rPr>
+                <w:color w:val="EE0000"/>
+                <w:cs/>
+              </w:rPr>
+              <w:t>เล็กน้อย</w:t>
+            </w:r>
+            <w:r>
+              <w:rPr>
+                <w:color w:val="EE0000"/>
+              </w:rPr>
+              <w:t xml:space="preserve"> </w:t>
+            </w:r>
+            <w:r>
+              <w:rPr>
+                <w:color w:val="EE0000"/>
+                <w:cs/>
+              </w:rPr>
+              <w:t>ใช้เวลาประมวลผลมากกว่า</w:t>
+            </w:r>
+          </w:p>
+        </w:tc>
+      </w:tr>
+      <w:tr>
+        <w:tc>
+          <w:tcPr>
+            <w:tcW w:w="1600" w:type="dxa"/>
+            <w:tcBorders>
+              <w:top w:val="single" w:sz="4" w:space="0" w:color="auto"/>
+              <w:left w:val="single" w:sz="4" w:space="0" w:color="auto"/>
+              <w:bottom w:val="single" w:sz="4" w:space="0" w:color="auto"/>
+              <w:right w:val="single" w:sz="4" w:space="0" w:color="auto"/>
+            </w:tcBorders>
+            <w:tcMar>
+              <w:top w:w="60" w:type="dxa"/>
+              <w:left w:w="100" w:type="dxa"/>
+              <w:bottom w:w="60" w:type="dxa"/>
+              <w:right w:w="100" w:type="dxa"/>
+            </w:tcMar>
+            <w:hideMark/>
+          </w:tcPr>
+          <w:p>
+            <w:pPr>
+              <w:rPr>
+                <w:color w:val="EE0000"/>
+              </w:rPr>
+            </w:pPr>
+            <w:r>
+              <w:rPr>
+                <w:color w:val="EE0000"/>
+              </w:rPr>
+              <w:t>ResNet50</w:t>
+            </w:r>
+          </w:p>
+        </w:tc>
+        <w:tc>
+          <w:tcPr>
+            <w:tcW w:w="1300" w:type="dxa"/>
+            <w:tcBorders>
+              <w:top w:val="single" w:sz="4" w:space="0" w:color="auto"/>
+              <w:left w:val="single" w:sz="4" w:space="0" w:color="auto"/>
+              <w:bottom w:val="single" w:sz="4" w:space="0" w:color="auto"/>
+              <w:right w:val="single" w:sz="4" w:space="0" w:color="auto"/>
+            </w:tcBorders>
+            <w:tcMar>
+              <w:top w:w="60" w:type="dxa"/>
+              <w:left w:w="100" w:type="dxa"/>
+              <w:bottom w:w="60" w:type="dxa"/>
+              <w:right w:w="100" w:type="dxa"/>
+            </w:tcMar>
+            <w:hideMark/>
+          </w:tcPr>
+          <w:p>
+            <w:pPr>
+              <w:rPr>
+                <w:color w:val="EE0000"/>
+              </w:rPr>
+            </w:pPr>
+            <w:r>
+              <w:rPr>
+                <w:color w:val="EE0000"/>
+              </w:rPr>
+              <w:t xml:space="preserve">~25.6 </w:t>
+            </w:r>
+            <w:r>
+              <w:rPr>
+                <w:color w:val="EE0000"/>
+                <w:cs/>
+              </w:rPr>
+              <w:t>ล้าน</w:t>
+            </w:r>
+          </w:p>
+        </w:tc>
+        <w:tc>
+          <w:tcPr>
+            <w:tcW w:w="3300" w:type="dxa"/>
+            <w:tcBorders>
+              <w:top w:val="single" w:sz="4" w:space="0" w:color="auto"/>
+              <w:left w:val="single" w:sz="4" w:space="0" w:color="auto"/>
+              <w:bottom w:val="single" w:sz="4" w:space="0" w:color="auto"/>
+              <w:right w:val="single" w:sz="4" w:space="0" w:color="auto"/>
+            </w:tcBorders>
+            <w:tcMar>
+              <w:top w:w="60" w:type="dxa"/>
+              <w:left w:w="100" w:type="dxa"/>
+              <w:bottom w:w="60" w:type="dxa"/>
+              <w:right w:w="100" w:type="dxa"/>
+            </w:tcMar>
+            <w:hideMark/>
+          </w:tcPr>
+          <w:p>
+            <w:pPr>
+              <w:rPr>
+                <w:color w:val="EE0000"/>
+              </w:rPr>
+            </w:pPr>
+            <w:r>
+              <w:rPr>
+                <w:color w:val="EE0000"/>
+              </w:rPr>
+              <w:t xml:space="preserve">Residual/skip connection </w:t>
+            </w:r>
+            <w:r>
+              <w:rPr>
+                <w:color w:val="EE0000"/>
+                <w:cs/>
+              </w:rPr>
+              <w:t>ช่วยแก้</w:t>
+            </w:r>
+            <w:r>
+              <w:rPr>
+                <w:color w:val="EE0000"/>
+              </w:rPr>
+              <w:t xml:space="preserve"> vanishing gradient </w:t>
+            </w:r>
+            <w:r>
+              <w:rPr>
+                <w:color w:val="EE0000"/>
+                <w:cs/>
+              </w:rPr>
+              <w:t xml:space="preserve">เทรนโมเดลลึกได้มีเสถียรภาพ เป็นมาตรฐานสากลของงาน </w:t>
+            </w:r>
+            <w:r>
+              <w:rPr>
+                <w:color w:val="EE0000"/>
+              </w:rPr>
+              <w:t>transfer learning</w:t>
+            </w:r>
+          </w:p>
+        </w:tc>
+        <w:tc>
+          <w:tcPr>
+            <w:tcW w:w="3300" w:type="dxa"/>
+            <w:tcBorders>
+              <w:top w:val="single" w:sz="4" w:space="0" w:color="auto"/>
+              <w:left w:val="single" w:sz="4" w:space="0" w:color="auto"/>
+              <w:bottom w:val="single" w:sz="4" w:space="0" w:color="auto"/>
+              <w:right w:val="single" w:sz="4" w:space="0" w:color="auto"/>
+            </w:tcBorders>
+            <w:tcMar>
+              <w:top w:w="60" w:type="dxa"/>
+              <w:left w:w="100" w:type="dxa"/>
+              <w:bottom w:w="60" w:type="dxa"/>
+              <w:right w:w="100" w:type="dxa"/>
+            </w:tcMar>
+            <w:hideMark/>
+          </w:tcPr>
+          <w:p>
+            <w:pPr>
+              <w:rPr>
+                <w:color w:val="EE0000"/>
+              </w:rPr>
+            </w:pPr>
+            <w:r>
+              <w:rPr>
+                <w:color w:val="EE0000"/>
+                <w:cs/>
+              </w:rPr>
+              <w:t xml:space="preserve">ไม่มี </w:t>
+            </w:r>
+            <w:r>
+              <w:rPr>
+                <w:color w:val="EE0000"/>
+              </w:rPr>
+              <w:t xml:space="preserve">attention mechanism </w:t>
+            </w:r>
+            <w:r>
+              <w:rPr>
+                <w:color w:val="EE0000"/>
+                <w:cs/>
+              </w:rPr>
+              <w:t xml:space="preserve">ขนาดใหญ่กว่ากลุ่ม </w:t>
+            </w:r>
+            <w:r>
+              <w:rPr>
+                <w:color w:val="EE0000"/>
+              </w:rPr>
+              <w:t>efficient-family</w:t>
+            </w:r>
+          </w:p>
+        </w:tc>
+      </w:tr>
+      <w:tr>
+        <w:tc>
+          <w:tcPr>
+            <w:tcW w:w="1600" w:type="dxa"/>
+            <w:tcBorders>
+              <w:top w:val="single" w:sz="4" w:space="0" w:color="auto"/>
+              <w:left w:val="single" w:sz="4" w:space="0" w:color="auto"/>
+              <w:bottom w:val="single" w:sz="4" w:space="0" w:color="auto"/>
+              <w:right w:val="single" w:sz="4" w:space="0" w:color="auto"/>
+            </w:tcBorders>
+            <w:tcMar>
+              <w:top w:w="60" w:type="dxa"/>
+              <w:left w:w="100" w:type="dxa"/>
+              <w:bottom w:w="60" w:type="dxa"/>
+              <w:right w:w="100" w:type="dxa"/>
+            </w:tcMar>
+            <w:hideMark/>
+          </w:tcPr>
+          <w:p>
+            <w:pPr>
+              <w:rPr>
+                <w:color w:val="EE0000"/>
+              </w:rPr>
+            </w:pPr>
+            <w:r>
+              <w:rPr>
+                <w:color w:val="EE0000"/>
+              </w:rPr>
+              <w:t>VGG16</w:t>
+            </w:r>
+          </w:p>
+        </w:tc>
+        <w:tc>
+          <w:tcPr>
+            <w:tcW w:w="1300" w:type="dxa"/>
+            <w:tcBorders>
+              <w:top w:val="single" w:sz="4" w:space="0" w:color="auto"/>
+              <w:left w:val="single" w:sz="4" w:space="0" w:color="auto"/>
+              <w:bottom w:val="single" w:sz="4" w:space="0" w:color="auto"/>
+              <w:right w:val="single" w:sz="4" w:space="0" w:color="auto"/>
+            </w:tcBorders>
+            <w:tcMar>
+              <w:top w:w="60" w:type="dxa"/>
+              <w:left w:w="100" w:type="dxa"/>
+              <w:bottom w:w="60" w:type="dxa"/>
+              <w:right w:w="100" w:type="dxa"/>
+            </w:tcMar>
+            <w:hideMark/>
+          </w:tcPr>
+          <w:p>
+            <w:pPr>
+              <w:rPr>
+                <w:color w:val="EE0000"/>
+              </w:rPr>
+            </w:pPr>
+            <w:r>
+              <w:rPr>
+                <w:color w:val="EE0000"/>
+              </w:rPr>
+              <w:t xml:space="preserve">~138.4 </w:t>
+            </w:r>
+            <w:r>
+              <w:rPr>
+                <w:color w:val="EE0000"/>
+                <w:cs/>
+              </w:rPr>
+              <w:t>ล้าน</w:t>
+            </w:r>
+          </w:p>
+        </w:tc>
+        <w:tc>
+          <w:tcPr>
+            <w:tcW w:w="3300" w:type="dxa"/>
+            <w:tcBorders>
+              <w:top w:val="single" w:sz="4" w:space="0" w:color="auto"/>
+              <w:left w:val="single" w:sz="4" w:space="0" w:color="auto"/>
+              <w:bottom w:val="single" w:sz="4" w:space="0" w:color="auto"/>
+              <w:right w:val="single" w:sz="4" w:space="0" w:color="auto"/>
+            </w:tcBorders>
+            <w:tcMar>
+              <w:top w:w="60" w:type="dxa"/>
+              <w:left w:w="100" w:type="dxa"/>
+              <w:bottom w:w="60" w:type="dxa"/>
+              <w:right w:w="100" w:type="dxa"/>
+            </w:tcMar>
+            <w:hideMark/>
+          </w:tcPr>
+          <w:p>
+            <w:pPr>
+              <w:rPr>
+                <w:color w:val="EE0000"/>
+              </w:rPr>
+            </w:pPr>
+            <w:r>
+              <w:rPr>
+                <w:color w:val="EE0000"/>
+                <w:cs/>
+              </w:rPr>
+              <w:t>โครงสร้างเรียบง่าย ตรงไปตรงมา</w:t>
+            </w:r>
+            <w:r>
+              <w:rPr>
+                <w:color w:val="EE0000"/>
+              </w:rPr>
+              <w:t xml:space="preserve"> </w:t>
+            </w:r>
+            <w:r>
+              <w:rPr>
+                <w:color w:val="EE0000"/>
+                <w:cs/>
+              </w:rPr>
+              <w:t xml:space="preserve">เหมาะเป็น </w:t>
+            </w:r>
+            <w:r>
+              <w:rPr>
+                <w:color w:val="EE0000"/>
+              </w:rPr>
+              <w:t xml:space="preserve">baseline </w:t>
+            </w:r>
+            <w:r>
+              <w:rPr>
+                <w:color w:val="EE0000"/>
+                <w:cs/>
+              </w:rPr>
+              <w:t>ดั้งเดิม</w:t>
+            </w:r>
+          </w:p>
+        </w:tc>
+        <w:tc>
+          <w:tcPr>
+            <w:tcW w:w="3300" w:type="dxa"/>
+            <w:tcBorders>
+              <w:top w:val="single" w:sz="4" w:space="0" w:color="auto"/>
+              <w:left w:val="single" w:sz="4" w:space="0" w:color="auto"/>
+              <w:bottom w:val="single" w:sz="4" w:space="0" w:color="auto"/>
+              <w:right w:val="single" w:sz="4" w:space="0" w:color="auto"/>
+            </w:tcBorders>
+            <w:tcMar>
+              <w:top w:w="60" w:type="dxa"/>
+              <w:left w:w="100" w:type="dxa"/>
+              <w:bottom w:w="60" w:type="dxa"/>
+              <w:right w:w="100" w:type="dxa"/>
+            </w:tcMar>
+            <w:hideMark/>
+          </w:tcPr>
+          <w:p>
+            <w:pPr>
+              <w:rPr>
+                <w:color w:val="EE0000"/>
+              </w:rPr>
+            </w:pPr>
+            <w:r>
+              <w:rPr>
+                <w:color w:val="EE0000"/>
+                <w:cs/>
+              </w:rPr>
+              <w:t xml:space="preserve">ขนาดใหญ่ที่สุด ไม่มี </w:t>
+            </w:r>
+            <w:r>
+              <w:rPr>
+                <w:color w:val="EE0000"/>
+              </w:rPr>
+              <w:t xml:space="preserve">skip connection </w:t>
+            </w:r>
+            <w:r>
+              <w:rPr>
+                <w:color w:val="EE0000"/>
+                <w:cs/>
+              </w:rPr>
+              <w:t>กินหน่วยความจำและเวลาประมวลผลมากที่สุด</w:t>
+            </w:r>
+          </w:p>
+        </w:tc>
+      </w:tr>
+    </w:tbl>
+    <w:p/>
+    <w:p/>
+    <w:p>
+      <w:pPr>
+        <w:rPr>
+          <w:rFonts w:hint="cs"/>
+        </w:rPr>
+      </w:pPr>
+    </w:p>
+    <w:p>
+      <w:pPr>
+        <w:rPr>
+          <w:rFonts w:hint="cs"/>
+          <w:i/>
+          <w:iCs/>
+          <w:color w:val="EE0000"/>
+        </w:rPr>
+      </w:pPr>
+      <w:r>
+        <w:rPr>
+          <w:rFonts w:ascii="Segoe UI Symbol" w:hAnsi="Segoe UI Symbol" w:cs="Segoe UI Symbol"/>
+          <w:color w:val="EE0000"/>
+        </w:rPr>
+        <w:t>⚠</w:t>
+      </w:r>
+      <w:r>
+        <w:rPr>
+          <w:color w:val="EE0000"/>
+        </w:rPr>
+        <w:t xml:space="preserve"> </w:t>
+      </w:r>
+      <w:r>
+        <w:rPr>
+          <w:i/>
+          <w:iCs/>
+          <w:color w:val="EE0000"/>
+          <w:cs/>
+        </w:rPr>
+        <w:t xml:space="preserve">ต้องเติม: ภาพ </w:t>
+      </w:r>
+      <w:r>
+        <w:rPr>
+          <w:i/>
+          <w:iCs/>
+          <w:color w:val="EE0000"/>
+        </w:rPr>
+        <w:t xml:space="preserve">prediction </w:t>
+      </w:r>
+      <w:r>
+        <w:rPr>
+          <w:i/>
+          <w:iCs/>
+          <w:color w:val="EE0000"/>
+          <w:cs/>
+        </w:rPr>
+        <w:t xml:space="preserve">ของแต่ละ </w:t>
+      </w:r>
+      <w:r>
+        <w:rPr>
+          <w:i/>
+          <w:iCs/>
+          <w:color w:val="EE0000"/>
+        </w:rPr>
+        <w:t xml:space="preserve">backbone </w:t>
+      </w:r>
+      <w:r>
+        <w:rPr>
+          <w:i/>
+          <w:iCs/>
+          <w:color w:val="EE0000"/>
+          <w:cs/>
+        </w:rPr>
+        <w:t xml:space="preserve">แบบ </w:t>
+      </w:r>
+      <w:r>
+        <w:rPr>
+          <w:i/>
+          <w:iCs/>
+          <w:color w:val="EE0000"/>
+        </w:rPr>
+        <w:t xml:space="preserve">pretrained </w:t>
+      </w:r>
+      <w:r>
+        <w:rPr>
+          <w:i/>
+          <w:iCs/>
+          <w:color w:val="EE0000"/>
+          <w:cs/>
+        </w:rPr>
+        <w:t xml:space="preserve">ล้วน (ยังไม่ </w:t>
+      </w:r>
+      <w:r>
+        <w:rPr>
+          <w:i/>
+          <w:iCs/>
+          <w:color w:val="EE0000"/>
+        </w:rPr>
+        <w:t xml:space="preserve">fine-tune) </w:t>
+      </w:r>
+      <w:r>
+        <w:rPr>
+          <w:i/>
+          <w:iCs/>
+          <w:color w:val="EE0000"/>
+          <w:cs/>
+        </w:rPr>
+        <w:t xml:space="preserve">บน </w:t>
+      </w:r>
+      <w:r>
+        <w:rPr>
+          <w:i/>
+          <w:iCs/>
+          <w:color w:val="EE0000"/>
+        </w:rPr>
+        <w:t xml:space="preserve">dataset </w:t>
+      </w:r>
+      <w:r>
+        <w:rPr>
+          <w:i/>
+          <w:iCs/>
+          <w:color w:val="EE0000"/>
+          <w:cs/>
+        </w:rPr>
+        <w:t>ของเรา</w:t>
+      </w:r>
+      <w:r>
+        <w:rPr>
+          <w:i/>
+          <w:iCs/>
+          <w:color w:val="EE0000"/>
+        </w:rPr>
+        <w:t xml:space="preserve"> </w:t>
+      </w:r>
+      <w:r>
+        <w:rPr>
+          <w:i/>
+          <w:iCs/>
+          <w:color w:val="EE0000"/>
+          <w:cs/>
+        </w:rPr>
+        <w:t xml:space="preserve">เพื่อแสดงหลักฐานว่ามันจำแนกผลปีศาจไม่ได้ (จาก </w:t>
+      </w:r>
+      <w:r>
+        <w:rPr>
+          <w:i/>
+          <w:iCs/>
+          <w:color w:val="EE0000"/>
+        </w:rPr>
+        <w:t xml:space="preserve">show_pretrained_baseline.py) — </w:t>
+      </w:r>
+      <w:r>
+        <w:rPr>
+          <w:i/>
+          <w:iCs/>
+          <w:color w:val="EE0000"/>
+          <w:cs/>
+        </w:rPr>
+        <w:t>เป็นเงื่อนไขบังคับของโจทย์</w:t>
+      </w:r>
+    </w:p>
+    <w:p>
+      <w:pPr>
+        <w:rPr>
+          <w:rFonts w:cs="Cordia New"/>
+        </w:rPr>
+      </w:pPr>
+      <w:r>
+        <w:t>Model Architec</w:t>
+      </w:r>
+      <w:r>
+        <w:t>t</w:t>
+      </w:r>
+      <w:r>
+        <w:t>ure</w:t>
+      </w:r>
+      <w:r>
+        <w:t xml:space="preserve"> Modification</w:t>
+      </w:r>
+      <w:r>
+        <w:t>:</w:t>
+      </w:r>
+      <w:r>
+        <w:t xml:space="preserve"> </w:t>
+      </w:r>
+      <w:r>
+        <w:rPr>
+          <w:rFonts w:cs="Cordia New"/>
+          <w:cs/>
+        </w:rPr>
+        <w:t xml:space="preserve">เก็บโครงสร้าง </w:t>
+      </w:r>
+      <w:r>
+        <w:t xml:space="preserve">Convolutional Layers </w:t>
+      </w:r>
+      <w:r>
+        <w:rPr>
+          <w:rFonts w:cs="Cordia New"/>
+          <w:cs/>
+        </w:rPr>
+        <w:t xml:space="preserve">เดิมไว้ทั้งหมดเพื่อใช้เป็น </w:t>
+      </w:r>
+      <w:r>
+        <w:t xml:space="preserve">Backbone (Feature Extractor) </w:t>
+      </w:r>
+      <w:r>
+        <w:rPr>
+          <w:rFonts w:cs="Cordia New"/>
+          <w:cs/>
+        </w:rPr>
+        <w:t xml:space="preserve">และตัดเฉพาะ </w:t>
+      </w:r>
+      <w:r>
+        <w:t xml:space="preserve">Classifier Layer </w:t>
+      </w:r>
+      <w:r>
+        <w:rPr>
+          <w:rFonts w:cs="Cordia New"/>
+          <w:cs/>
+        </w:rPr>
+        <w:t xml:space="preserve">เดิมที่อ้างอิงผลลัพธ์ </w:t>
+      </w:r>
+      <w:r>
+        <w:t xml:space="preserve">1,000 </w:t>
+      </w:r>
+      <w:r>
+        <w:rPr>
+          <w:rFonts w:cs="Cordia New"/>
+          <w:cs/>
+        </w:rPr>
+        <w:t xml:space="preserve">คลาสของ </w:t>
+      </w:r>
+      <w:r>
+        <w:t xml:space="preserve">ImageNet </w:t>
+      </w:r>
+      <w:r>
+        <w:rPr>
+          <w:rFonts w:cs="Cordia New"/>
+          <w:cs/>
+        </w:rPr>
+        <w:t xml:space="preserve">ออก แล้วต่อ </w:t>
+      </w:r>
+      <w:r>
+        <w:t xml:space="preserve">Classifier Head </w:t>
+      </w:r>
+      <w:r>
+        <w:rPr>
+          <w:rFonts w:cs="Cordia New"/>
+          <w:cs/>
+        </w:rPr>
+        <w:t>ใหม่</w:t>
+      </w:r>
+      <w:r>
+        <w:t xml:space="preserve"> </w:t>
+      </w:r>
+      <w:r>
+        <w:rPr>
+          <w:rFonts w:cs="Cordia New"/>
+          <w:cs/>
+        </w:rPr>
+        <w:t xml:space="preserve">ที่ใช้โครงสร้างเดียวกันทุก </w:t>
+      </w:r>
+      <w:r>
+        <w:t xml:space="preserve">backbone </w:t>
+      </w:r>
+      <w:r>
+        <w:rPr>
+          <w:rFonts w:cs="Cordia New"/>
+          <w:cs/>
+        </w:rPr>
+        <w:t>เพื่อให้เปรียบเทียบกันได้ยุติธรรม:</w:t>
+      </w:r>
+    </w:p>
+    <w:p>
+      <w:pPr>
+        <w:rPr>
+          <w:b/>
+          <w:bCs/>
+          <w:color w:val="EE0000"/>
+        </w:rPr>
+      </w:pPr>
+      <w:r>
+        <w:rPr>
+          <w:rFonts w:ascii="Segoe UI Symbol" w:hAnsi="Segoe UI Symbol" w:cs="Segoe UI Symbol"/>
+          <w:b/>
+          <w:bCs/>
+          <w:color w:val="EE0000"/>
+        </w:rPr>
+        <w:t>⚠</w:t>
+      </w:r>
+      <w:r>
+        <w:rPr>
+          <w:b/>
+          <w:bCs/>
+          <w:color w:val="EE0000"/>
+        </w:rPr>
+        <w:t xml:space="preserve"> </w:t>
+      </w:r>
+      <w:r>
+        <w:rPr>
+          <w:b/>
+          <w:bCs/>
+          <w:i/>
+          <w:iCs/>
+          <w:color w:val="EE0000"/>
+          <w:cs/>
+        </w:rPr>
+        <w:t xml:space="preserve">ต้องยืนยันค่า </w:t>
+      </w:r>
+      <w:r>
+        <w:rPr>
+          <w:b/>
+          <w:bCs/>
+          <w:i/>
+          <w:iCs/>
+          <w:color w:val="EE0000"/>
+        </w:rPr>
+        <w:t xml:space="preserve">feature_dim </w:t>
+      </w:r>
+      <w:r>
+        <w:rPr>
+          <w:b/>
+          <w:bCs/>
+          <w:i/>
+          <w:iCs/>
+          <w:color w:val="EE0000"/>
+          <w:cs/>
+        </w:rPr>
+        <w:t xml:space="preserve">ที่แท้จริงต่อ </w:t>
+      </w:r>
+      <w:r>
+        <w:rPr>
+          <w:b/>
+          <w:bCs/>
+          <w:i/>
+          <w:iCs/>
+          <w:color w:val="EE0000"/>
+        </w:rPr>
+        <w:t xml:space="preserve">backbone </w:t>
+      </w:r>
+      <w:r>
+        <w:rPr>
+          <w:b/>
+          <w:bCs/>
+          <w:i/>
+          <w:iCs/>
+          <w:color w:val="EE0000"/>
+          <w:cs/>
+        </w:rPr>
+        <w:t>จาก</w:t>
+      </w:r>
+      <w:r>
+        <w:rPr>
+          <w:b/>
+          <w:bCs/>
+          <w:i/>
+          <w:iCs/>
+          <w:color w:val="EE0000"/>
+        </w:rPr>
+        <w:t xml:space="preserve"> src/models/backbone_factory.py (</w:t>
+      </w:r>
+      <w:r>
+        <w:rPr>
+          <w:b/>
+          <w:bCs/>
+          <w:i/>
+          <w:iCs/>
+          <w:color w:val="EE0000"/>
+          <w:cs/>
+        </w:rPr>
+        <w:t xml:space="preserve">ค่าทั่วไปตามเอกสาร </w:t>
+      </w:r>
+      <w:r>
+        <w:rPr>
+          <w:b/>
+          <w:bCs/>
+          <w:i/>
+          <w:iCs/>
+          <w:color w:val="EE0000"/>
+        </w:rPr>
+        <w:t xml:space="preserve">torchvision: ResNet50=2048, VGG16=4096, EfficientNet-B0=1280, MobileNetV3-Small=1024 — </w:t>
+      </w:r>
+      <w:r>
+        <w:rPr>
+          <w:b/>
+          <w:bCs/>
+          <w:i/>
+          <w:iCs/>
+          <w:color w:val="EE0000"/>
+          <w:cs/>
+        </w:rPr>
+        <w:t>ต้องตรวจกับไฟล์จริงก่อนใส่ในรายงาน)</w:t>
+      </w:r>
+    </w:p>
+    <w:p>
+      <w:pPr>
+        <w:numPr>
+          <w:ilvl w:val="0"/>
+          <w:numId w:val="6"/>
+        </w:numPr>
+      </w:pPr>
+      <w:r>
+        <w:t xml:space="preserve">Layer 1: </w:t>
+      </w:r>
+      <w:proofErr w:type="gramStart"/>
+      <w:r>
+        <w:t>nn.Linear</w:t>
+      </w:r>
+      <w:proofErr w:type="gramEnd"/>
+      <w:r>
+        <w:t>(feature_dim, head_hidden_dim=256)</w:t>
+      </w:r>
+    </w:p>
+    <w:p>
+      <w:pPr>
+        <w:numPr>
+          <w:ilvl w:val="0"/>
+          <w:numId w:val="6"/>
+        </w:numPr>
+      </w:pPr>
+      <w:r>
+        <w:t xml:space="preserve">Layer 2: </w:t>
+      </w:r>
+      <w:proofErr w:type="gramStart"/>
+      <w:r>
+        <w:t>nn.ReLU</w:t>
+      </w:r>
+      <w:proofErr w:type="gramEnd"/>
+      <w:r>
+        <w:t>(inplace=True)</w:t>
+      </w:r>
+    </w:p>
+    <w:p>
+      <w:pPr>
+        <w:numPr>
+          <w:ilvl w:val="0"/>
+          <w:numId w:val="6"/>
+        </w:numPr>
+      </w:pPr>
+      <w:r>
+        <w:t xml:space="preserve">Layer 3: </w:t>
+      </w:r>
+      <w:proofErr w:type="gramStart"/>
+      <w:r>
+        <w:t>nn.Dropout</w:t>
+      </w:r>
+      <w:proofErr w:type="gramEnd"/>
+      <w:r>
+        <w:t>(head_dropout=0.3)</w:t>
+      </w:r>
+    </w:p>
+    <w:p>
+      <w:pPr>
+        <w:numPr>
+          <w:ilvl w:val="0"/>
+          <w:numId w:val="6"/>
+        </w:numPr>
+      </w:pPr>
+      <w:r>
+        <w:t xml:space="preserve">Layer 4: </w:t>
+      </w:r>
+      <w:proofErr w:type="gramStart"/>
+      <w:r>
+        <w:t>nn.Linear</w:t>
+      </w:r>
+      <w:proofErr w:type="gramEnd"/>
+      <w:r>
+        <w:t>(256, num_classes=4)</w:t>
+      </w:r>
+    </w:p>
+    <w:p>
+      <w:pPr>
+        <w:pStyle w:val="Heading2"/>
+        <w:rPr>
+          <w:rFonts w:asciiTheme="minorBidi" w:hAnsiTheme="minorBidi" w:cstheme="minorBidi"/>
+          <w:b/>
+          <w:bCs/>
+          <w:sz w:val="36"/>
+          <w:szCs w:val="44"/>
+        </w:rPr>
+      </w:pPr>
+      <w:r>
+        <w:rPr>
+          <w:rFonts w:asciiTheme="minorBidi" w:hAnsiTheme="minorBidi" w:cstheme="minorBidi"/>
+          <w:b/>
+          <w:bCs/>
+          <w:sz w:val="36"/>
+          <w:szCs w:val="44"/>
+        </w:rPr>
+        <w:t>Training method</w:t>
+      </w:r>
+    </w:p>
+    <w:p>
+      <w:pPr>
+        <w:numPr>
+          <w:ilvl w:val="0"/>
+          <w:numId w:val="6"/>
+        </w:numPr>
+        <w:rPr>
+          <w:b/>
+          <w:bCs/>
+          <w:color w:val="EE0000"/>
+        </w:rPr>
+      </w:pPr>
+      <w:r>
+        <w:rPr>
+          <w:b/>
+          <w:bCs/>
+          <w:color w:val="EE0000"/>
+        </w:rPr>
+        <w:t xml:space="preserve">Stage 1 — Freeze Backbone: freeze_backbone(fully=True) — </w:t>
+      </w:r>
+      <w:r>
+        <w:rPr>
+          <w:b/>
+          <w:bCs/>
+          <w:color w:val="EE0000"/>
+          <w:cs/>
+        </w:rPr>
+        <w:t xml:space="preserve">ปิด </w:t>
+      </w:r>
+      <w:r>
+        <w:rPr>
+          <w:b/>
+          <w:bCs/>
+          <w:color w:val="EE0000"/>
+        </w:rPr>
+        <w:t xml:space="preserve">requires_grad </w:t>
+      </w:r>
+      <w:r>
+        <w:rPr>
+          <w:b/>
+          <w:bCs/>
+          <w:color w:val="EE0000"/>
+          <w:cs/>
+        </w:rPr>
+        <w:t xml:space="preserve">ของทุก </w:t>
+      </w:r>
+      <w:r>
+        <w:rPr>
+          <w:b/>
+          <w:bCs/>
+          <w:color w:val="EE0000"/>
+        </w:rPr>
+        <w:t xml:space="preserve">parameter </w:t>
+      </w:r>
+      <w:r>
+        <w:rPr>
+          <w:b/>
+          <w:bCs/>
+          <w:color w:val="EE0000"/>
+          <w:cs/>
+        </w:rPr>
+        <w:t xml:space="preserve">ใน </w:t>
+      </w:r>
+      <w:r>
+        <w:rPr>
+          <w:b/>
+          <w:bCs/>
+          <w:color w:val="EE0000"/>
+        </w:rPr>
+        <w:t xml:space="preserve">backbone </w:t>
+      </w:r>
+      <w:r>
+        <w:rPr>
+          <w:b/>
+          <w:bCs/>
+          <w:color w:val="EE0000"/>
+          <w:cs/>
+        </w:rPr>
+        <w:t xml:space="preserve">เทรนเฉพาะ </w:t>
+      </w:r>
+      <w:r>
+        <w:rPr>
+          <w:b/>
+          <w:bCs/>
+          <w:color w:val="EE0000"/>
+        </w:rPr>
+        <w:t xml:space="preserve">Classifier Head </w:t>
+      </w:r>
+      <w:r>
+        <w:rPr>
+          <w:b/>
+          <w:bCs/>
+          <w:color w:val="EE0000"/>
+          <w:cs/>
+        </w:rPr>
+        <w:t>ที่เพิ่มใหม่</w:t>
+      </w:r>
+    </w:p>
+    <w:p>
+      <w:pPr>
+        <w:numPr>
+          <w:ilvl w:val="0"/>
+          <w:numId w:val="6"/>
+        </w:numPr>
+        <w:rPr>
+          <w:b/>
+          <w:bCs/>
+          <w:color w:val="EE0000"/>
+        </w:rPr>
+      </w:pPr>
+      <w:r>
+        <w:rPr>
+          <w:b/>
+          <w:bCs/>
+          <w:color w:val="EE0000"/>
+        </w:rPr>
+        <w:t xml:space="preserve">Stage 2 — Selective Unfreeze: unfreeze_last_n_blocks(n=2) — </w:t>
+      </w:r>
+      <w:r>
+        <w:rPr>
+          <w:b/>
+          <w:bCs/>
+          <w:color w:val="EE0000"/>
+          <w:cs/>
+        </w:rPr>
+        <w:t xml:space="preserve">ปลด </w:t>
+      </w:r>
+      <w:r>
+        <w:rPr>
+          <w:b/>
+          <w:bCs/>
+          <w:color w:val="EE0000"/>
+        </w:rPr>
+        <w:t xml:space="preserve">block </w:t>
+      </w:r>
+      <w:r>
+        <w:rPr>
+          <w:b/>
+          <w:bCs/>
+          <w:color w:val="EE0000"/>
+          <w:cs/>
+        </w:rPr>
+        <w:t xml:space="preserve">ลึกสุด </w:t>
+      </w:r>
+      <w:r>
+        <w:rPr>
+          <w:b/>
+          <w:bCs/>
+          <w:color w:val="EE0000"/>
+        </w:rPr>
+        <w:t xml:space="preserve">2 </w:t>
+      </w:r>
+      <w:r>
+        <w:rPr>
+          <w:b/>
+          <w:bCs/>
+          <w:color w:val="EE0000"/>
+          <w:cs/>
+        </w:rPr>
+        <w:t xml:space="preserve">กลุ่มสุดท้ายของ </w:t>
+      </w:r>
+      <w:r>
+        <w:rPr>
+          <w:b/>
+          <w:bCs/>
+          <w:color w:val="EE0000"/>
+        </w:rPr>
+        <w:t xml:space="preserve">backbone </w:t>
+      </w:r>
+      <w:r>
+        <w:rPr>
+          <w:b/>
+          <w:bCs/>
+          <w:color w:val="EE0000"/>
+          <w:cs/>
+        </w:rPr>
+        <w:t>ให้ปรับ (</w:t>
+      </w:r>
+      <w:r>
+        <w:rPr>
+          <w:b/>
+          <w:bCs/>
+          <w:color w:val="EE0000"/>
+        </w:rPr>
+        <w:t xml:space="preserve">fine-tune) </w:t>
+      </w:r>
+      <w:r>
+        <w:rPr>
+          <w:b/>
+          <w:bCs/>
+          <w:color w:val="EE0000"/>
+          <w:cs/>
+        </w:rPr>
+        <w:t xml:space="preserve">ตามข้อมูลใหม่ ส่วน </w:t>
+      </w:r>
+      <w:r>
+        <w:rPr>
+          <w:b/>
+          <w:bCs/>
+          <w:color w:val="EE0000"/>
+        </w:rPr>
+        <w:t xml:space="preserve">layer </w:t>
+      </w:r>
+      <w:r>
+        <w:rPr>
+          <w:b/>
+          <w:bCs/>
+          <w:color w:val="EE0000"/>
+          <w:cs/>
+        </w:rPr>
+        <w:t xml:space="preserve">ตื้นยังคง </w:t>
+      </w:r>
+      <w:r>
+        <w:rPr>
+          <w:b/>
+          <w:bCs/>
+          <w:color w:val="EE0000"/>
+        </w:rPr>
+        <w:t xml:space="preserve">freeze </w:t>
+      </w:r>
+      <w:r>
+        <w:rPr>
+          <w:b/>
+          <w:bCs/>
+          <w:color w:val="EE0000"/>
+          <w:cs/>
+        </w:rPr>
+        <w:t>ไว้เป็นตัวตรวจจับ</w:t>
+      </w:r>
+      <w:r>
+        <w:rPr>
+          <w:b/>
+          <w:bCs/>
+          <w:color w:val="EE0000"/>
+        </w:rPr>
+        <w:t xml:space="preserve"> edge/texture </w:t>
+      </w:r>
+      <w:r>
+        <w:rPr>
+          <w:b/>
+          <w:bCs/>
+          <w:color w:val="EE0000"/>
+          <w:cs/>
+        </w:rPr>
+        <w:t>ทั่วไป</w:t>
+      </w:r>
+    </w:p>
+    <w:p>
+      <w:pPr>
+        <w:numPr>
+          <w:ilvl w:val="0"/>
+          <w:numId w:val="6"/>
+        </w:numPr>
+        <w:rPr>
+          <w:rFonts w:hint="cs"/>
+          <w:color w:val="000000" w:themeColor="text1"/>
+        </w:rPr>
+      </w:pPr>
+      <w:r>
+        <w:rPr>
+          <w:color w:val="000000" w:themeColor="text1"/>
+          <w:cs/>
+        </w:rPr>
+        <w:t xml:space="preserve">ใช้ </w:t>
+      </w:r>
+      <w:r>
+        <w:rPr>
+          <w:color w:val="000000" w:themeColor="text1"/>
+        </w:rPr>
+        <w:t>Optuna (TPE sampler + pruning)</w:t>
+      </w:r>
+      <w:r>
+        <w:rPr>
+          <w:rFonts w:hint="cs"/>
+          <w:color w:val="000000" w:themeColor="text1"/>
+          <w:cs/>
+        </w:rPr>
+        <w:t xml:space="preserve"> ในการค้นหา </w:t>
+      </w:r>
+      <w:r>
+        <w:rPr>
+          <w:color w:val="000000" w:themeColor="text1"/>
+        </w:rPr>
+        <w:t xml:space="preserve">hyperparameter </w:t>
+      </w:r>
+      <w:r>
+        <w:rPr>
+          <w:rFonts w:hint="cs"/>
+          <w:color w:val="000000" w:themeColor="text1"/>
+          <w:cs/>
+        </w:rPr>
+        <w:t>ที่เหมาะสมที่สุดสำหรับแต่ละ</w:t>
+      </w:r>
+      <w:r>
+        <w:rPr>
+          <w:color w:val="000000" w:themeColor="text1"/>
+        </w:rPr>
+        <w:t xml:space="preserve"> architecture</w:t>
+      </w:r>
+      <w:r>
+        <w:rPr>
+          <w:rFonts w:hint="cs"/>
+          <w:color w:val="000000" w:themeColor="text1"/>
+          <w:cs/>
+        </w:rPr>
+        <w:t xml:space="preserve"> โดยมี </w:t>
+      </w:r>
+      <w:r>
+        <w:rPr>
+          <w:color w:val="000000" w:themeColor="text1"/>
+        </w:rPr>
+        <w:t xml:space="preserve">search space </w:t>
+      </w:r>
+      <w:r>
+        <w:rPr>
+          <w:rFonts w:hint="cs"/>
+          <w:color w:val="000000" w:themeColor="text1"/>
+          <w:cs/>
+        </w:rPr>
+        <w:t>ของ</w:t>
+      </w:r>
+      <w:r>
+        <w:rPr>
+          <w:color w:val="000000" w:themeColor="text1"/>
+        </w:rPr>
+        <w:t xml:space="preserve"> hyperparameter</w:t>
+      </w:r>
+      <w:r>
+        <w:rPr>
+          <w:rFonts w:hint="cs"/>
+          <w:color w:val="000000" w:themeColor="text1"/>
+          <w:cs/>
+        </w:rPr>
+        <w:t xml:space="preserve"> ที่ต้องการทดลอง</w:t>
+      </w:r>
+      <w:r>
+        <w:rPr>
+          <w:rFonts w:hint="cs"/>
+          <w:color w:val="000000" w:themeColor="text1"/>
+          <w:cs/>
+        </w:rPr>
+        <w:t>ดัง</w:t>
+      </w:r>
+      <w:r>
+        <w:rPr>
+          <w:rFonts w:hint="cs"/>
+          <w:color w:val="000000" w:themeColor="text1"/>
+          <w:cs/>
+        </w:rPr>
+        <w:t>นี้</w:t>
+      </w:r>
+    </w:p>
+    <w:p>
+      <w:pPr>
+        <w:spacing w:before="100" w:after="200"/>
+        <w:ind w:left="160"/>
+        <w:rPr>
+          <w:b/>
+          <w:bCs/>
+          <w:i/>
+          <w:iCs/>
+          <w:color w:val="C00000"/>
+        </w:rPr>
+      </w:pPr>
+      <w:r>
+        <w:rPr>
+          <w:rFonts w:ascii="Segoe UI Symbol" w:hAnsi="Segoe UI Symbol" w:cs="Segoe UI Symbol"/>
+          <w:b/>
+          <w:bCs/>
+          <w:color w:val="C00000"/>
+        </w:rPr>
+        <w:t>⚠</w:t>
+      </w:r>
+      <w:r>
+        <w:rPr>
+          <w:b/>
+          <w:bCs/>
+          <w:color w:val="C00000"/>
+        </w:rPr>
+        <w:t xml:space="preserve"> </w:t>
+      </w:r>
+      <w:r>
+        <w:rPr>
+          <w:rFonts w:cs="Angsana New"/>
+          <w:b/>
+          <w:bCs/>
+          <w:i/>
+          <w:iCs/>
+          <w:color w:val="C00000"/>
+          <w:cs/>
+        </w:rPr>
+        <w:t xml:space="preserve">ต้องเติม: ตาราง </w:t>
+      </w:r>
+      <w:r>
+        <w:rPr>
+          <w:b/>
+          <w:bCs/>
+          <w:i/>
+          <w:iCs/>
+          <w:color w:val="C00000"/>
+        </w:rPr>
+        <w:t xml:space="preserve">search space </w:t>
+      </w:r>
+      <w:r>
+        <w:rPr>
+          <w:rFonts w:cs="Angsana New"/>
+          <w:b/>
+          <w:bCs/>
+          <w:i/>
+          <w:iCs/>
+          <w:color w:val="C00000"/>
+          <w:cs/>
+        </w:rPr>
+        <w:t xml:space="preserve">ของ </w:t>
+      </w:r>
+      <w:r>
+        <w:rPr>
+          <w:b/>
+          <w:bCs/>
+          <w:i/>
+          <w:iCs/>
+          <w:color w:val="C00000"/>
+        </w:rPr>
+        <w:t xml:space="preserve">Optuna (learning rate, epochs </w:t>
+      </w:r>
+      <w:r>
+        <w:rPr>
+          <w:rFonts w:cs="Angsana New"/>
+          <w:b/>
+          <w:bCs/>
+          <w:i/>
+          <w:iCs/>
+          <w:color w:val="C00000"/>
+          <w:cs/>
+        </w:rPr>
+        <w:t xml:space="preserve">ต่อ </w:t>
+      </w:r>
+      <w:r>
+        <w:rPr>
+          <w:b/>
+          <w:bCs/>
+          <w:i/>
+          <w:iCs/>
+          <w:color w:val="C00000"/>
+        </w:rPr>
+        <w:t xml:space="preserve">stage, </w:t>
+      </w:r>
+      <w:r>
+        <w:rPr>
+          <w:rFonts w:cs="Angsana New"/>
+          <w:b/>
+          <w:bCs/>
+          <w:i/>
+          <w:iCs/>
+          <w:color w:val="C00000"/>
+          <w:cs/>
+        </w:rPr>
+        <w:t xml:space="preserve">ฯลฯ) และค่า </w:t>
+      </w:r>
+      <w:r>
+        <w:rPr>
+          <w:b/>
+          <w:bCs/>
+          <w:i/>
+          <w:iCs/>
+          <w:color w:val="C00000"/>
+        </w:rPr>
+        <w:t xml:space="preserve">hyperparameter </w:t>
+      </w:r>
+      <w:r>
+        <w:rPr>
+          <w:rFonts w:cs="Angsana New"/>
+          <w:b/>
+          <w:bCs/>
+          <w:i/>
+          <w:iCs/>
+          <w:color w:val="C00000"/>
+          <w:cs/>
+        </w:rPr>
+        <w:t xml:space="preserve">ที่ดีที่สุดที่ </w:t>
+      </w:r>
+      <w:r>
+        <w:rPr>
+          <w:b/>
+          <w:bCs/>
+          <w:i/>
+          <w:iCs/>
+          <w:color w:val="C00000"/>
+        </w:rPr>
+        <w:t xml:space="preserve">Optuna </w:t>
+      </w:r>
+      <w:r>
+        <w:rPr>
+          <w:rFonts w:cs="Angsana New"/>
+          <w:b/>
+          <w:bCs/>
+          <w:i/>
+          <w:iCs/>
+          <w:color w:val="C00000"/>
+          <w:cs/>
+        </w:rPr>
+        <w:t>เลือกให้ต่อ</w:t>
+      </w:r>
+      <w:r>
+        <w:rPr>
+          <w:b/>
+          <w:bCs/>
+          <w:i/>
+          <w:iCs/>
+          <w:color w:val="C00000"/>
+        </w:rPr>
+        <w:t xml:space="preserve"> architecture — </w:t>
+      </w:r>
+      <w:r>
+        <w:rPr>
+          <w:rFonts w:cs="Angsana New"/>
+          <w:b/>
+          <w:bCs/>
+          <w:i/>
+          <w:iCs/>
+          <w:color w:val="C00000"/>
+          <w:cs/>
+        </w:rPr>
+        <w:t xml:space="preserve">ดึงจาก </w:t>
+      </w:r>
+      <w:r>
+        <w:rPr>
+          <w:b/>
+          <w:bCs/>
+          <w:i/>
+          <w:iCs/>
+          <w:color w:val="C00000"/>
+        </w:rPr>
+        <w:t xml:space="preserve">Optuna study (best_trial </w:t>
+      </w:r>
+      <w:r>
+        <w:rPr>
+          <w:rFonts w:cs="Angsana New"/>
+          <w:b/>
+          <w:bCs/>
+          <w:i/>
+          <w:iCs/>
+          <w:color w:val="C00000"/>
+          <w:cs/>
+        </w:rPr>
+        <w:t xml:space="preserve">ต่อ </w:t>
+      </w:r>
+      <w:r>
+        <w:rPr>
+          <w:b/>
+          <w:bCs/>
+          <w:i/>
+          <w:iCs/>
+          <w:color w:val="C00000"/>
+        </w:rPr>
+        <w:t>backbone)</w:t>
+      </w:r>
+    </w:p>
+    <w:p>
+      <w:pPr>
+        <w:spacing w:before="100" w:after="200"/>
+        <w:rPr>
+          <w:rFonts w:ascii="Segoe UI Symbol" w:hAnsi="Segoe UI Symbol"/>
+          <w:b/>
+          <w:bCs/>
+          <w:color w:val="C00000"/>
+        </w:rPr>
+      </w:pPr>
+    </w:p>
+    <w:p>
+      <w:pPr>
+        <w:spacing w:before="100" w:after="200"/>
+        <w:rPr>
+          <w:rFonts w:ascii="Segoe UI Symbol" w:hAnsi="Segoe UI Symbol"/>
+          <w:b/>
+          <w:bCs/>
+          <w:color w:val="C00000"/>
+        </w:rPr>
+      </w:pPr>
+    </w:p>
+    <w:p>
+      <w:pPr>
+        <w:spacing w:before="100" w:after="200"/>
+        <w:rPr>
+          <w:rFonts w:ascii="Segoe UI Symbol" w:hAnsi="Segoe UI Symbol"/>
+          <w:b/>
+          <w:bCs/>
+          <w:color w:val="C00000"/>
+        </w:rPr>
+      </w:pPr>
+    </w:p>
+    <w:p>
+      <w:pPr>
+        <w:spacing w:before="100" w:after="200"/>
+        <w:rPr>
+          <w:rFonts w:ascii="Segoe UI Symbol" w:hAnsi="Segoe UI Symbol" w:hint="cs"/>
+          <w:b/>
+          <w:bCs/>
+          <w:color w:val="C00000"/>
+          <w:cs/>
+        </w:rPr>
+      </w:pPr>
+    </w:p>
+    <w:p>
+      <w:pPr>
+        <w:pStyle w:val="Heading2"/>
+        <w:rPr>
+          <w:rFonts w:asciiTheme="minorBidi" w:hAnsiTheme="minorBidi" w:cstheme="minorBidi" w:hint="cs"/>
+          <w:b/>
+          <w:bCs/>
+          <w:sz w:val="36"/>
+          <w:szCs w:val="44"/>
+        </w:rPr>
+      </w:pPr>
+      <w:r>
+        <w:rPr>
+          <w:rFonts w:asciiTheme="minorBidi" w:hAnsiTheme="minorBidi" w:cstheme="minorBidi"/>
+          <w:b/>
+          <w:bCs/>
+          <w:sz w:val="36"/>
+          <w:szCs w:val="44"/>
+        </w:rPr>
+        <w:lastRenderedPageBreak/>
+        <w:t>Evaluation metrics &amp; Error Analysis</w:t>
+      </w:r>
+      <w:r>
+        <w:rPr>
+          <w:rFonts w:asciiTheme="minorBidi" w:hAnsiTheme="minorBidi" w:cstheme="minorBidi" w:hint="cs"/>
+          <w:b/>
+          <w:bCs/>
+          <w:sz w:val="36"/>
+          <w:szCs w:val="44"/>
+          <w:cs/>
+        </w:rPr>
+        <w:t xml:space="preserve"> </w:t>
+      </w:r>
+      <w:r>
+        <w:rPr>
+          <w:rFonts w:asciiTheme="minorBidi" w:hAnsiTheme="minorBidi" w:cstheme="minorBidi"/>
+          <w:b/>
+          <w:bCs/>
+          <w:sz w:val="36"/>
+          <w:szCs w:val="44"/>
+        </w:rPr>
+        <w:t>6) Experimental results</w:t>
+      </w:r>
+    </w:p>
+    <w:p>
+      <w:pPr>
+        <w:numPr>
+          <w:ilvl w:val="0"/>
+          <w:numId w:val="6"/>
+        </w:numPr>
+      </w:pPr>
+      <w:r>
+        <w:t xml:space="preserve">Learning Curves (train/val loss, accuracy </w:t>
+      </w:r>
+      <w:r>
+        <w:rPr>
+          <w:cs/>
+        </w:rPr>
+        <w:t xml:space="preserve">ต่อ </w:t>
+      </w:r>
+      <w:r>
+        <w:t>epoch)</w:t>
+      </w:r>
+    </w:p>
+    <w:p>
+      <w:pPr>
+        <w:numPr>
+          <w:ilvl w:val="0"/>
+          <w:numId w:val="6"/>
+        </w:numPr>
+      </w:pPr>
+      <w:r>
+        <w:rPr>
+          <w:cs/>
+        </w:rPr>
+        <w:t xml:space="preserve">การประเมินภาพรวมทุกคลาส: </w:t>
+      </w:r>
+      <w:r>
+        <w:t xml:space="preserve">Accuracy, Precision, Recall, F1-Score — </w:t>
+      </w:r>
+      <w:r>
+        <w:rPr>
+          <w:cs/>
+        </w:rPr>
+        <w:t xml:space="preserve">คำนวณแบบ </w:t>
+      </w:r>
+      <w:r>
+        <w:t xml:space="preserve">macro average (precision_macro, recall_macro, f1_macro </w:t>
+      </w:r>
+      <w:r>
+        <w:rPr>
+          <w:cs/>
+        </w:rPr>
+        <w:t xml:space="preserve">ตามที่ </w:t>
+      </w:r>
+      <w:r>
+        <w:t xml:space="preserve">ExperimentRunner </w:t>
+      </w:r>
+      <w:r>
+        <w:rPr>
+          <w:cs/>
+        </w:rPr>
+        <w:t>บันทึกจริงในโค้ด)</w:t>
+      </w:r>
+    </w:p>
+    <w:p>
+      <w:pPr>
+        <w:numPr>
+          <w:ilvl w:val="0"/>
+          <w:numId w:val="6"/>
+        </w:numPr>
+      </w:pPr>
+      <w:r>
+        <w:rPr>
+          <w:cs/>
+        </w:rPr>
+        <w:t xml:space="preserve">การประเมินแยกรายคลาส: </w:t>
+      </w:r>
+      <w:r>
+        <w:t xml:space="preserve">Precision, Recall, F1-Score </w:t>
+      </w:r>
+      <w:r>
+        <w:rPr>
+          <w:cs/>
+        </w:rPr>
+        <w:t>ต่อคลาส</w:t>
+      </w:r>
+    </w:p>
+    <w:p>
+      <w:pPr>
+        <w:numPr>
+          <w:ilvl w:val="0"/>
+          <w:numId w:val="6"/>
+        </w:numPr>
+      </w:pPr>
+      <w:r>
+        <w:t xml:space="preserve">Error Analysis: Confusion Matrix </w:t>
+      </w:r>
+      <w:r>
+        <w:rPr>
+          <w:cs/>
+        </w:rPr>
+        <w:t xml:space="preserve">และ </w:t>
+      </w:r>
+      <w:r>
+        <w:t>GradCAM</w:t>
+      </w:r>
+    </w:p>
+    <w:p>
+      <w:pPr>
+        <w:numPr>
+          <w:ilvl w:val="0"/>
+          <w:numId w:val="6"/>
+        </w:numPr>
+      </w:pPr>
+      <w:r>
+        <w:rPr>
+          <w:cs/>
+        </w:rPr>
+        <w:t>การเลือกตัวอย่างที่นำมาแสดง (</w:t>
+      </w:r>
+      <w:r>
+        <w:t xml:space="preserve">best run </w:t>
+      </w:r>
+      <w:r>
+        <w:rPr>
+          <w:cs/>
+        </w:rPr>
+        <w:t>ต่อ</w:t>
+      </w:r>
+      <w:r>
+        <w:t xml:space="preserve"> architecture): </w:t>
+      </w:r>
+      <w:r>
+        <w:rPr>
+          <w:cs/>
+        </w:rPr>
+        <w:t xml:space="preserve">เลือกจาก </w:t>
+      </w:r>
+      <w:r>
+        <w:t xml:space="preserve">run </w:t>
+      </w:r>
+      <w:r>
+        <w:rPr>
+          <w:cs/>
+        </w:rPr>
+        <w:t xml:space="preserve">ที่ได้ </w:t>
+      </w:r>
+      <w:r>
+        <w:t xml:space="preserve">test accuracy </w:t>
+      </w:r>
+      <w:r>
+        <w:rPr>
+          <w:cs/>
+        </w:rPr>
+        <w:t xml:space="preserve">สูงสุดในบรรดา </w:t>
+      </w:r>
+      <w:r>
+        <w:t xml:space="preserve">5 seed </w:t>
+      </w:r>
+      <w:r>
+        <w:rPr>
+          <w:cs/>
+        </w:rPr>
+        <w:t>ของ</w:t>
+      </w:r>
+      <w:r>
+        <w:t xml:space="preserve"> architecture </w:t>
+      </w:r>
+      <w:r>
+        <w:rPr>
+          <w:cs/>
+        </w:rPr>
+        <w:t>นั้น (</w:t>
+      </w:r>
+      <w:r>
+        <w:t xml:space="preserve">max accuracy) — </w:t>
+      </w:r>
+      <w:r>
+        <w:rPr>
+          <w:cs/>
+        </w:rPr>
+        <w:t xml:space="preserve">ใช้ทั้งสำหรับ </w:t>
+      </w:r>
+      <w:r>
+        <w:t xml:space="preserve">training curves, confusion matrix </w:t>
+      </w:r>
+      <w:r>
+        <w:rPr>
+          <w:cs/>
+        </w:rPr>
+        <w:t xml:space="preserve">และ </w:t>
+      </w:r>
+      <w:r>
+        <w:t xml:space="preserve">GradCAM </w:t>
+      </w:r>
+      <w:r>
+        <w:rPr>
+          <w:cs/>
+        </w:rPr>
+        <w:t xml:space="preserve">ที่แสดงในหัวข้อ </w:t>
+      </w:r>
+      <w:r>
+        <w:t>6</w:t>
+      </w:r>
+    </w:p>
+    <w:p>
+      <w:pPr>
+        <w:pStyle w:val="Heading2"/>
+        <w:rPr>
+          <w:rFonts w:asciiTheme="minorBidi" w:hAnsiTheme="minorBidi" w:cstheme="minorBidi"/>
+          <w:b/>
+          <w:bCs/>
+          <w:sz w:val="36"/>
+          <w:szCs w:val="44"/>
+        </w:rPr>
+      </w:pPr>
+      <w:r>
+        <w:rPr>
+          <w:rFonts w:asciiTheme="minorBidi" w:hAnsiTheme="minorBidi" w:cstheme="minorBidi"/>
+          <w:b/>
+          <w:bCs/>
+          <w:sz w:val="36"/>
+          <w:szCs w:val="44"/>
+        </w:rPr>
+        <w:t>Experimental results</w:t>
+      </w:r>
+      <w:r>
+        <w:rPr>
+          <w:rFonts w:asciiTheme="minorBidi" w:hAnsiTheme="minorBidi" w:cstheme="minorBidi" w:hint="cs"/>
+          <w:b/>
+          <w:bCs/>
+          <w:sz w:val="36"/>
+          <w:szCs w:val="44"/>
+          <w:cs/>
+        </w:rPr>
+        <w:t xml:space="preserve">  </w:t>
+      </w:r>
+    </w:p>
+    <w:p>
+      <w:pPr>
+        <w:pStyle w:val="Heading2"/>
+        <w:rPr>
+          <w:rFonts w:asciiTheme="minorBidi" w:hAnsiTheme="minorBidi" w:cstheme="minorBidi"/>
+          <w:b/>
+          <w:bCs/>
+          <w:sz w:val="36"/>
+          <w:szCs w:val="44"/>
+        </w:rPr>
+      </w:pPr>
+      <w:r>
+        <w:rPr>
+          <w:rFonts w:asciiTheme="minorBidi" w:hAnsiTheme="minorBidi" w:cstheme="minorBidi"/>
+          <w:b/>
+          <w:bCs/>
+          <w:sz w:val="36"/>
+          <w:szCs w:val="44"/>
+        </w:rPr>
+        <w:t>Discussion and conclusions</w:t>
+      </w:r>
+    </w:p>
+    <w:p>
+      <w:pPr>
+        <w:rPr>
+          <w:rFonts w:hint="cs"/>
+        </w:rPr>
+      </w:pPr>
+    </w:p>
+    <w:p>
+      <w:pPr>
+        <w:pStyle w:val="Heading2"/>
+        <w:rPr>
+          <w:rFonts w:asciiTheme="minorBidi" w:hAnsiTheme="minorBidi" w:cstheme="minorBidi"/>
+          <w:b/>
+          <w:bCs/>
+          <w:sz w:val="36"/>
+          <w:szCs w:val="44"/>
+        </w:rPr>
+      </w:pPr>
+      <w:r>
+        <w:rPr>
+          <w:rFonts w:asciiTheme="minorBidi" w:hAnsiTheme="minorBidi" w:cstheme="minorBidi" w:hint="cs"/>
+          <w:b/>
+          <w:bCs/>
+          <w:sz w:val="36"/>
+          <w:szCs w:val="44"/>
+          <w:cs/>
+        </w:rPr>
+        <w:t xml:space="preserve"> </w:t>
+      </w:r>
+    </w:p>
+    <w:p>
+      <w:pPr>
+        <w:rPr>
+          <w:rFonts w:hint="cs"/>
+        </w:rPr>
+      </w:pPr>
+    </w:p>
+    <w:p>
+      <w:pPr>
+        <w:rPr>
+          <w:rFonts w:hint="cs"/>
+          <w:cs/>
         </w:rPr>
       </w:pPr>
     </w:p>
@@ -2832,7 +5057,7 @@
 </file>
 
 <file path=word/numbering.xml><?xml version="1.0" encoding="utf-8"?>
-<w:numbering xmlns:wpc="http://schemas.microsoft.com/office/word/2010/wordprocessingCanvas" xmlns:cx="http://schemas.microsoft.com/office/drawing/2014/chartex" xmlns:cx1="http://schemas.microsoft.com/office/drawing/2015/9/8/chartex" xmlns:cx2="http://schemas.microsoft.com/office/drawing/2015/10/21/chartex" xmlns:cx3="http://schemas.microsoft.com/office/drawing/2016/5/9/chartex" xmlns:cx4="http://schemas.microsoft.com/office/drawing/2016/5/10/chartex" xmlns:cx5="http://schemas.microsoft.com/office/drawing/2016/5/11/chartex" xmlns:cx6="http://schemas.microsoft.com/office/drawing/2016/5/12/chartex" xmlns:cx7="http://schemas.microsoft.com/office/drawing/2016/5/13/chartex" xmlns:cx8="http://schemas.microsoft.com/office/drawing/2016/5/14/chartex" xmlns:mc="http://schemas.openxmlformats.org/markup-compatibility/2006" xmlns:aink="http://schemas.microsoft.com/office/drawing/2016/ink" xmlns:am3d="http://schemas.microsoft.com/office/drawing/2017/model3d" xmlns:o="urn:schemas-microsoft-com:office:office" xmlns:r="http://schemas.openxmlformats.org/officeDocument/2006/relationships" xmlns:m="http://schemas.openxmlformats.org/officeDocument/2006/math" xmlns:v="urn:schemas-microsoft-com:vml" xmlns:wp14="http://schemas.microsoft.com/office/word/2010/wordprocessingDrawing" xmlns:wp="http://schemas.openxmlformats.org/drawingml/2006/wordprocessingDrawing" xmlns:w10="urn:schemas-microsoft-com:office:word" xmlns:w="http://schemas.openxmlformats.org/wordprocessingml/2006/main" xmlns:w14="http://schemas.microsoft.com/office/word/2010/wordml" xmlns:w15="http://schemas.microsoft.com/office/word/2012/wordml" xmlns:w16cex="http://schemas.microsoft.com/office/word/2018/wordml/cex" xmlns:w16cid="http://schemas.microsoft.com/office/word/2016/wordml/cid" xmlns:w16="http://schemas.microsoft.com/office/word/2018/wordml" xmlns:w16sdtdh="http://schemas.microsoft.com/office/word/2020/wordml/sdtdatahash" xmlns:w16se="http://schemas.microsoft.com/office/word/2015/wordml/symex" xmlns:wpg="http://schemas.microsoft.com/office/word/2010/wordprocessingGroup" xmlns:wpi="http://schemas.microsoft.com/office/word/2010/wordprocessingInk" xmlns:wne="http://schemas.microsoft.com/office/word/2006/wordml" xmlns:wps="http://schemas.microsoft.com/office/word/2010/wordprocessingShape" mc:Ignorable="w14 w15 w16se w16cid w16 w16cex w16sdtdh wp14">
+<w:numbering xmlns:wpc="http://schemas.microsoft.com/office/word/2010/wordprocessingCanvas" xmlns:cx="http://schemas.microsoft.com/office/drawing/2014/chartex" xmlns:cx1="http://schemas.microsoft.com/office/drawing/2015/9/8/chartex" xmlns:cx2="http://schemas.microsoft.com/office/drawing/2015/10/21/chartex" xmlns:cx3="http://schemas.microsoft.com/office/drawing/2016/5/9/chartex" xmlns:cx4="http://schemas.microsoft.com/office/drawing/2016/5/10/chartex" xmlns:cx5="http://schemas.microsoft.com/office/drawing/2016/5/11/chartex" xmlns:cx6="http://schemas.microsoft.com/office/drawing/2016/5/12/chartex" xmlns:cx7="http://schemas.microsoft.com/office/drawing/2016/5/13/chartex" xmlns:cx8="http://schemas.microsoft.com/office/drawing/2016/5/14/chartex" xmlns:mc="http://schemas.openxmlformats.org/markup-compatibility/2006" xmlns:aink="http://schemas.microsoft.com/office/drawing/2016/ink" xmlns:am3d="http://schemas.microsoft.com/office/drawing/2017/model3d" xmlns:o="urn:schemas-microsoft-com:office:office" xmlns:oel="http://schemas.microsoft.com/office/2019/extlst" xmlns:r="http://schemas.openxmlformats.org/officeDocument/2006/relationships" xmlns:m="http://schemas.openxmlformats.org/officeDocument/2006/math" xmlns:v="urn:schemas-microsoft-com:vml" xmlns:wp14="http://schemas.microsoft.com/office/word/2010/wordprocessingDrawing" xmlns:wp="http://schemas.openxmlformats.org/drawingml/2006/wordprocessingDrawing" xmlns:w10="urn:schemas-microsoft-com:office:word" xmlns:w="http://schemas.openxmlformats.org/wordprocessingml/2006/main" xmlns:w14="http://schemas.microsoft.com/office/word/2010/wordml" xmlns:w15="http://schemas.microsoft.com/office/word/2012/wordml" xmlns:w16cex="http://schemas.microsoft.com/office/word/2018/wordml/cex" xmlns:w16cid="http://schemas.microsoft.com/office/word/2016/wordml/cid" xmlns:w16="http://schemas.microsoft.com/office/word/2018/wordml" xmlns:w16du="http://schemas.microsoft.com/office/word/2023/wordml/word16du" xmlns:w16sdtdh="http://schemas.microsoft.com/office/word/2020/wordml/sdtdatahash" xmlns:w16sdtfl="http://schemas.microsoft.com/office/word/2024/wordml/sdtformatlock" xmlns:w16se="http://schemas.microsoft.com/office/word/2015/wordml/symex" xmlns:wpg="http://schemas.microsoft.com/office/word/2010/wordprocessingGroup" xmlns:wpi="http://schemas.microsoft.com/office/word/2010/wordprocessingInk" xmlns:wne="http://schemas.microsoft.com/office/word/2006/wordml" xmlns:wps="http://schemas.microsoft.com/office/word/2010/wordprocessingShape" mc:Ignorable="w14 w15 w16se w16cid w16 w16cex w16sdtdh w16sdtfl w16du wp14">
   <w:abstractNum w:abstractNumId="0" w15:restartNumberingAfterBreak="0">
     <w:nsid w:val="019275CA"/>
     <w:multiLevelType w:val="hybridMultilevel"/>
@@ -2947,16 +5172,95 @@
     </w:lvl>
   </w:abstractNum>
   <w:abstractNum w:abstractNumId="1" w15:restartNumberingAfterBreak="0">
-    <w:nsid w:val="3D187DDD"/>
+    <w:nsid w:val="146F1967"/>
     <w:multiLevelType w:val="hybridMultilevel"/>
-    <w:tmpl w:val="CF300338"/>
+    <w:tmpl w:val="8A28BC2A"/>
+    <w:lvl w:ilvl="0" w:tplc="1F8465D8">
+      <w:start w:val="1"/>
+      <w:numFmt w:val="bullet"/>
+      <w:lvlText w:val="•"/>
+      <w:lvlJc w:val="left"/>
+      <w:pPr>
+        <w:ind w:left="420" w:hanging="260"/>
+      </w:pPr>
+    </w:lvl>
+    <w:lvl w:ilvl="1" w:tplc="7318FF6E">
+      <w:start w:val="1"/>
+      <w:numFmt w:val="bullet"/>
+      <w:lvlText w:val="◦"/>
+      <w:lvlJc w:val="left"/>
+      <w:pPr>
+        <w:ind w:left="820" w:hanging="260"/>
+      </w:pPr>
+    </w:lvl>
+    <w:lvl w:ilvl="2" w:tplc="ED8484A6">
+      <w:numFmt w:val="decimal"/>
+      <w:lvlText w:val=""/>
+      <w:lvlJc w:val="left"/>
+      <w:pPr>
+        <w:ind w:left="0" w:firstLine="0"/>
+      </w:pPr>
+    </w:lvl>
+    <w:lvl w:ilvl="3" w:tplc="53461120">
+      <w:numFmt w:val="decimal"/>
+      <w:lvlText w:val=""/>
+      <w:lvlJc w:val="left"/>
+      <w:pPr>
+        <w:ind w:left="0" w:firstLine="0"/>
+      </w:pPr>
+    </w:lvl>
+    <w:lvl w:ilvl="4" w:tplc="571C2F52">
+      <w:numFmt w:val="decimal"/>
+      <w:lvlText w:val=""/>
+      <w:lvlJc w:val="left"/>
+      <w:pPr>
+        <w:ind w:left="0" w:firstLine="0"/>
+      </w:pPr>
+    </w:lvl>
+    <w:lvl w:ilvl="5" w:tplc="A266A422">
+      <w:numFmt w:val="decimal"/>
+      <w:lvlText w:val=""/>
+      <w:lvlJc w:val="left"/>
+      <w:pPr>
+        <w:ind w:left="0" w:firstLine="0"/>
+      </w:pPr>
+    </w:lvl>
+    <w:lvl w:ilvl="6" w:tplc="21C84D38">
+      <w:numFmt w:val="decimal"/>
+      <w:lvlText w:val=""/>
+      <w:lvlJc w:val="left"/>
+      <w:pPr>
+        <w:ind w:left="0" w:firstLine="0"/>
+      </w:pPr>
+    </w:lvl>
+    <w:lvl w:ilvl="7" w:tplc="C888A780">
+      <w:numFmt w:val="decimal"/>
+      <w:lvlText w:val=""/>
+      <w:lvlJc w:val="left"/>
+      <w:pPr>
+        <w:ind w:left="0" w:firstLine="0"/>
+      </w:pPr>
+    </w:lvl>
+    <w:lvl w:ilvl="8" w:tplc="8D0C96EA">
+      <w:numFmt w:val="decimal"/>
+      <w:lvlText w:val=""/>
+      <w:lvlJc w:val="left"/>
+      <w:pPr>
+        <w:ind w:left="0" w:firstLine="0"/>
+      </w:pPr>
+    </w:lvl>
+  </w:abstractNum>
+  <w:abstractNum w:abstractNumId="2" w15:restartNumberingAfterBreak="0">
+    <w:nsid w:val="1E3A4FE0"/>
+    <w:multiLevelType w:val="hybridMultilevel"/>
+    <w:tmpl w:val="193C5FC8"/>
     <w:lvl w:ilvl="0" w:tplc="04090001">
       <w:start w:val="1"/>
       <w:numFmt w:val="bullet"/>
       <w:lvlText w:val=""/>
       <w:lvlJc w:val="left"/>
       <w:pPr>
-        <w:ind w:left="720" w:hanging="360"/>
+        <w:ind w:left="795" w:hanging="360"/>
       </w:pPr>
       <w:rPr>
         <w:rFonts w:ascii="Symbol" w:hAnsi="Symbol" w:hint="default"/>
@@ -2968,7 +5272,7 @@
       <w:lvlText w:val="o"/>
       <w:lvlJc w:val="left"/>
       <w:pPr>
-        <w:ind w:left="1440" w:hanging="360"/>
+        <w:ind w:left="1515" w:hanging="360"/>
       </w:pPr>
       <w:rPr>
         <w:rFonts w:ascii="Courier New" w:hAnsi="Courier New" w:cs="Courier New" w:hint="default"/>
@@ -2980,7 +5284,7 @@
       <w:lvlText w:val=""/>
       <w:lvlJc w:val="left"/>
       <w:pPr>
-        <w:ind w:left="2160" w:hanging="360"/>
+        <w:ind w:left="2235" w:hanging="360"/>
       </w:pPr>
       <w:rPr>
         <w:rFonts w:ascii="Wingdings" w:hAnsi="Wingdings" w:hint="default"/>
@@ -2992,7 +5296,7 @@
       <w:lvlText w:val=""/>
       <w:lvlJc w:val="left"/>
       <w:pPr>
-        <w:ind w:left="2880" w:hanging="360"/>
+        <w:ind w:left="2955" w:hanging="360"/>
       </w:pPr>
       <w:rPr>
         <w:rFonts w:ascii="Symbol" w:hAnsi="Symbol" w:hint="default"/>
@@ -3004,7 +5308,7 @@
       <w:lvlText w:val="o"/>
       <w:lvlJc w:val="left"/>
       <w:pPr>
-        <w:ind w:left="3600" w:hanging="360"/>
+        <w:ind w:left="3675" w:hanging="360"/>
       </w:pPr>
       <w:rPr>
         <w:rFonts w:ascii="Courier New" w:hAnsi="Courier New" w:cs="Courier New" w:hint="default"/>
@@ -3016,7 +5320,7 @@
       <w:lvlText w:val=""/>
       <w:lvlJc w:val="left"/>
       <w:pPr>
-        <w:ind w:left="4320" w:hanging="360"/>
+        <w:ind w:left="4395" w:hanging="360"/>
       </w:pPr>
       <w:rPr>
         <w:rFonts w:ascii="Wingdings" w:hAnsi="Wingdings" w:hint="default"/>
@@ -3028,7 +5332,7 @@
       <w:lvlText w:val=""/>
       <w:lvlJc w:val="left"/>
       <w:pPr>
-        <w:ind w:left="5040" w:hanging="360"/>
+        <w:ind w:left="5115" w:hanging="360"/>
       </w:pPr>
       <w:rPr>
         <w:rFonts w:ascii="Symbol" w:hAnsi="Symbol" w:hint="default"/>
@@ -3040,7 +5344,7 @@
       <w:lvlText w:val="o"/>
       <w:lvlJc w:val="left"/>
       <w:pPr>
-        <w:ind w:left="5760" w:hanging="360"/>
+        <w:ind w:left="5835" w:hanging="360"/>
       </w:pPr>
       <w:rPr>
         <w:rFonts w:ascii="Courier New" w:hAnsi="Courier New" w:cs="Courier New" w:hint="default"/>
@@ -3052,14 +5356,127 @@
       <w:lvlText w:val=""/>
       <w:lvlJc w:val="left"/>
       <w:pPr>
-        <w:ind w:left="6480" w:hanging="360"/>
+        <w:ind w:left="6555" w:hanging="360"/>
       </w:pPr>
       <w:rPr>
         <w:rFonts w:ascii="Wingdings" w:hAnsi="Wingdings" w:hint="default"/>
       </w:rPr>
     </w:lvl>
   </w:abstractNum>
-  <w:abstractNum w:abstractNumId="2" w15:restartNumberingAfterBreak="0">
+  <w:abstractNum w:abstractNumId="3" w15:restartNumberingAfterBreak="0">
+    <w:nsid w:val="3D187DDD"/>
+    <w:multiLevelType w:val="hybridMultilevel"/>
+    <w:tmpl w:val="CF300338"/>
+    <w:lvl w:ilvl="0" w:tplc="04090001">
+      <w:start w:val="1"/>
+      <w:numFmt w:val="bullet"/>
+      <w:lvlText w:val=""/>
+      <w:lvlJc w:val="left"/>
+      <w:pPr>
+        <w:ind w:left="720" w:hanging="360"/>
+      </w:pPr>
+      <w:rPr>
+        <w:rFonts w:ascii="Symbol" w:hAnsi="Symbol" w:hint="default"/>
+      </w:rPr>
+    </w:lvl>
+    <w:lvl w:ilvl="1" w:tplc="04090003" w:tentative="1">
+      <w:start w:val="1"/>
+      <w:numFmt w:val="bullet"/>
+      <w:lvlText w:val="o"/>
+      <w:lvlJc w:val="left"/>
+      <w:pPr>
+        <w:ind w:left="1440" w:hanging="360"/>
+      </w:pPr>
+      <w:rPr>
+        <w:rFonts w:ascii="Courier New" w:hAnsi="Courier New" w:cs="Courier New" w:hint="default"/>
+      </w:rPr>
+    </w:lvl>
+    <w:lvl w:ilvl="2" w:tplc="04090005" w:tentative="1">
+      <w:start w:val="1"/>
+      <w:numFmt w:val="bullet"/>
+      <w:lvlText w:val=""/>
+      <w:lvlJc w:val="left"/>
+      <w:pPr>
+        <w:ind w:left="2160" w:hanging="360"/>
+      </w:pPr>
+      <w:rPr>
+        <w:rFonts w:ascii="Wingdings" w:hAnsi="Wingdings" w:hint="default"/>
+      </w:rPr>
+    </w:lvl>
+    <w:lvl w:ilvl="3" w:tplc="04090001" w:tentative="1">
+      <w:start w:val="1"/>
+      <w:numFmt w:val="bullet"/>
+      <w:lvlText w:val=""/>
+      <w:lvlJc w:val="left"/>
+      <w:pPr>
+        <w:ind w:left="2880" w:hanging="360"/>
+      </w:pPr>
+      <w:rPr>
+        <w:rFonts w:ascii="Symbol" w:hAnsi="Symbol" w:hint="default"/>
+      </w:rPr>
+    </w:lvl>
+    <w:lvl w:ilvl="4" w:tplc="04090003" w:tentative="1">
+      <w:start w:val="1"/>
+      <w:numFmt w:val="bullet"/>
+      <w:lvlText w:val="o"/>
+      <w:lvlJc w:val="left"/>
+      <w:pPr>
+        <w:ind w:left="3600" w:hanging="360"/>
+      </w:pPr>
+      <w:rPr>
+        <w:rFonts w:ascii="Courier New" w:hAnsi="Courier New" w:cs="Courier New" w:hint="default"/>
+      </w:rPr>
+    </w:lvl>
+    <w:lvl w:ilvl="5" w:tplc="04090005" w:tentative="1">
+      <w:start w:val="1"/>
+      <w:numFmt w:val="bullet"/>
+      <w:lvlText w:val=""/>
+      <w:lvlJc w:val="left"/>
+      <w:pPr>
+        <w:ind w:left="4320" w:hanging="360"/>
+      </w:pPr>
+      <w:rPr>
+        <w:rFonts w:ascii="Wingdings" w:hAnsi="Wingdings" w:hint="default"/>
+      </w:rPr>
+    </w:lvl>
+    <w:lvl w:ilvl="6" w:tplc="04090001" w:tentative="1">
+      <w:start w:val="1"/>
+      <w:numFmt w:val="bullet"/>
+      <w:lvlText w:val=""/>
+      <w:lvlJc w:val="left"/>
+      <w:pPr>
+        <w:ind w:left="5040" w:hanging="360"/>
+      </w:pPr>
+      <w:rPr>
+        <w:rFonts w:ascii="Symbol" w:hAnsi="Symbol" w:hint="default"/>
+      </w:rPr>
+    </w:lvl>
+    <w:lvl w:ilvl="7" w:tplc="04090003" w:tentative="1">
+      <w:start w:val="1"/>
+      <w:numFmt w:val="bullet"/>
+      <w:lvlText w:val="o"/>
+      <w:lvlJc w:val="left"/>
+      <w:pPr>
+        <w:ind w:left="5760" w:hanging="360"/>
+      </w:pPr>
+      <w:rPr>
+        <w:rFonts w:ascii="Courier New" w:hAnsi="Courier New" w:cs="Courier New" w:hint="default"/>
+      </w:rPr>
+    </w:lvl>
+    <w:lvl w:ilvl="8" w:tplc="04090005" w:tentative="1">
+      <w:start w:val="1"/>
+      <w:numFmt w:val="bullet"/>
+      <w:lvlText w:val=""/>
+      <w:lvlJc w:val="left"/>
+      <w:pPr>
+        <w:ind w:left="6480" w:hanging="360"/>
+      </w:pPr>
+      <w:rPr>
+        <w:rFonts w:ascii="Wingdings" w:hAnsi="Wingdings" w:hint="default"/>
+      </w:rPr>
+    </w:lvl>
+  </w:abstractNum>
+  <w:abstractNum w:abstractNumId="4" w15:restartNumberingAfterBreak="0">
     <w:nsid w:val="5FAB6306"/>
     <w:multiLevelType w:val="hybridMultilevel"/>
     <w:tmpl w:val="97200E74"/>
@@ -3172,20 +5589,151 @@
       </w:rPr>
     </w:lvl>
   </w:abstractNum>
-  <w:num w:numId="1">
+  <w:abstractNum w:abstractNumId="5" w15:restartNumberingAfterBreak="0">
+    <w:nsid w:val="739E5170"/>
+    <w:multiLevelType w:val="hybridMultilevel"/>
+    <w:tmpl w:val="DC7077AE"/>
+    <w:lvl w:ilvl="0" w:tplc="04090001">
+      <w:start w:val="1"/>
+      <w:numFmt w:val="bullet"/>
+      <w:lvlText w:val=""/>
+      <w:lvlJc w:val="left"/>
+      <w:pPr>
+        <w:ind w:left="720" w:hanging="360"/>
+      </w:pPr>
+      <w:rPr>
+        <w:rFonts w:ascii="Symbol" w:hAnsi="Symbol" w:hint="default"/>
+      </w:rPr>
+    </w:lvl>
+    <w:lvl w:ilvl="1" w:tplc="04090003" w:tentative="1">
+      <w:start w:val="1"/>
+      <w:numFmt w:val="bullet"/>
+      <w:lvlText w:val="o"/>
+      <w:lvlJc w:val="left"/>
+      <w:pPr>
+        <w:ind w:left="1440" w:hanging="360"/>
+      </w:pPr>
+      <w:rPr>
+        <w:rFonts w:ascii="Courier New" w:hAnsi="Courier New" w:cs="Courier New" w:hint="default"/>
+      </w:rPr>
+    </w:lvl>
+    <w:lvl w:ilvl="2" w:tplc="04090005" w:tentative="1">
+      <w:start w:val="1"/>
+      <w:numFmt w:val="bullet"/>
+      <w:lvlText w:val=""/>
+      <w:lvlJc w:val="left"/>
+      <w:pPr>
+        <w:ind w:left="2160" w:hanging="360"/>
+      </w:pPr>
+      <w:rPr>
+        <w:rFonts w:ascii="Wingdings" w:hAnsi="Wingdings" w:hint="default"/>
+      </w:rPr>
+    </w:lvl>
+    <w:lvl w:ilvl="3" w:tplc="04090001" w:tentative="1">
+      <w:start w:val="1"/>
+      <w:numFmt w:val="bullet"/>
+      <w:lvlText w:val=""/>
+      <w:lvlJc w:val="left"/>
+      <w:pPr>
+        <w:ind w:left="2880" w:hanging="360"/>
+      </w:pPr>
+      <w:rPr>
+        <w:rFonts w:ascii="Symbol" w:hAnsi="Symbol" w:hint="default"/>
+      </w:rPr>
+    </w:lvl>
+    <w:lvl w:ilvl="4" w:tplc="04090003" w:tentative="1">
+      <w:start w:val="1"/>
+      <w:numFmt w:val="bullet"/>
+      <w:lvlText w:val="o"/>
+      <w:lvlJc w:val="left"/>
+      <w:pPr>
+        <w:ind w:left="3600" w:hanging="360"/>
+      </w:pPr>
+      <w:rPr>
+        <w:rFonts w:ascii="Courier New" w:hAnsi="Courier New" w:cs="Courier New" w:hint="default"/>
+      </w:rPr>
+    </w:lvl>
+    <w:lvl w:ilvl="5" w:tplc="04090005" w:tentative="1">
+      <w:start w:val="1"/>
+      <w:numFmt w:val="bullet"/>
+      <w:lvlText w:val=""/>
+      <w:lvlJc w:val="left"/>
+      <w:pPr>
+        <w:ind w:left="4320" w:hanging="360"/>
+      </w:pPr>
+      <w:rPr>
+        <w:rFonts w:ascii="Wingdings" w:hAnsi="Wingdings" w:hint="default"/>
+      </w:rPr>
+    </w:lvl>
+    <w:lvl w:ilvl="6" w:tplc="04090001" w:tentative="1">
+      <w:start w:val="1"/>
+      <w:numFmt w:val="bullet"/>
+      <w:lvlText w:val=""/>
+      <w:lvlJc w:val="left"/>
+      <w:pPr>
+        <w:ind w:left="5040" w:hanging="360"/>
+      </w:pPr>
+      <w:rPr>
+        <w:rFonts w:ascii="Symbol" w:hAnsi="Symbol" w:hint="default"/>
+      </w:rPr>
+    </w:lvl>
+    <w:lvl w:ilvl="7" w:tplc="04090003" w:tentative="1">
+      <w:start w:val="1"/>
+      <w:numFmt w:val="bullet"/>
+      <w:lvlText w:val="o"/>
+      <w:lvlJc w:val="left"/>
+      <w:pPr>
+        <w:ind w:left="5760" w:hanging="360"/>
+      </w:pPr>
+      <w:rPr>
+        <w:rFonts w:ascii="Courier New" w:hAnsi="Courier New" w:cs="Courier New" w:hint="default"/>
+      </w:rPr>
+    </w:lvl>
+    <w:lvl w:ilvl="8" w:tplc="04090005" w:tentative="1">
+      <w:start w:val="1"/>
+      <w:numFmt w:val="bullet"/>
+      <w:lvlText w:val=""/>
+      <w:lvlJc w:val="left"/>
+      <w:pPr>
+        <w:ind w:left="6480" w:hanging="360"/>
+      </w:pPr>
+      <w:rPr>
+        <w:rFonts w:ascii="Wingdings" w:hAnsi="Wingdings" w:hint="default"/>
+      </w:rPr>
+    </w:lvl>
+  </w:abstractNum>
+  <w:num w:numId="1" w16cid:durableId="196356822">
+    <w:abstractNumId w:val="4"/>
+  </w:num>
+  <w:num w:numId="2" w16cid:durableId="781656529">
+    <w:abstractNumId w:val="3"/>
+  </w:num>
+  <w:num w:numId="3" w16cid:durableId="229930419">
+    <w:abstractNumId w:val="0"/>
+  </w:num>
+  <w:num w:numId="4" w16cid:durableId="747576749">
     <w:abstractNumId w:val="2"/>
   </w:num>
-  <w:num w:numId="2">
+  <w:num w:numId="5" w16cid:durableId="1760709446">
+    <w:abstractNumId w:val="5"/>
+  </w:num>
+  <w:num w:numId="6" w16cid:durableId="36399985">
     <w:abstractNumId w:val="1"/>
-  </w:num>
-  <w:num w:numId="3">
-    <w:abstractNumId w:val="0"/>
+    <w:lvlOverride w:ilvl="0"/>
+    <w:lvlOverride w:ilvl="1"/>
+    <w:lvlOverride w:ilvl="2"/>
+    <w:lvlOverride w:ilvl="3"/>
+    <w:lvlOverride w:ilvl="4"/>
+    <w:lvlOverride w:ilvl="5"/>
+    <w:lvlOverride w:ilvl="6"/>
+    <w:lvlOverride w:ilvl="7"/>
+    <w:lvlOverride w:ilvl="8"/>
   </w:num>
 </w:numbering>
 </file>
 
 <file path=word/styles.xml><?xml version="1.0" encoding="utf-8"?>
-<w:styles xmlns:mc="http://schemas.openxmlformats.org/markup-compatibility/2006" xmlns:r="http://schemas.openxmlformats.org/officeDocument/2006/relationships" xmlns:w="http://schemas.openxmlformats.org/wordprocessingml/2006/main" xmlns:w14="http://schemas.microsoft.com/office/word/2010/wordml" xmlns:w15="http://schemas.microsoft.com/office/word/2012/wordml" xmlns:w16cex="http://schemas.microsoft.com/office/word/2018/wordml/cex" xmlns:w16cid="http://schemas.microsoft.com/office/word/2016/wordml/cid" xmlns:w16="http://schemas.microsoft.com/office/word/2018/wordml" xmlns:w16sdtdh="http://schemas.microsoft.com/office/word/2020/wordml/sdtdatahash" xmlns:w16se="http://schemas.microsoft.com/office/word/2015/wordml/symex" mc:Ignorable="w14 w15 w16se w16cid w16 w16cex w16sdtdh">
+<w:styles xmlns:mc="http://schemas.openxmlformats.org/markup-compatibility/2006" xmlns:r="http://schemas.openxmlformats.org/officeDocument/2006/relationships" xmlns:w="http://schemas.openxmlformats.org/wordprocessingml/2006/main" xmlns:w14="http://schemas.microsoft.com/office/word/2010/wordml" xmlns:w15="http://schemas.microsoft.com/office/word/2012/wordml" xmlns:w16cex="http://schemas.microsoft.com/office/word/2018/wordml/cex" xmlns:w16cid="http://schemas.microsoft.com/office/word/2016/wordml/cid" xmlns:w16="http://schemas.microsoft.com/office/word/2018/wordml" xmlns:w16du="http://schemas.microsoft.com/office/word/2023/wordml/word16du" xmlns:w16sdtdh="http://schemas.microsoft.com/office/word/2020/wordml/sdtdatahash" xmlns:w16sdtfl="http://schemas.microsoft.com/office/word/2024/wordml/sdtformatlock" xmlns:w16se="http://schemas.microsoft.com/office/word/2015/wordml/symex" mc:Ignorable="w14 w15 w16se w16cid w16 w16cex w16sdtdh w16sdtfl w16du">
   <w:docDefaults>
     <w:rPrDefault>
       <w:rPr>
@@ -3629,7 +6177,6 @@
   <w:style w:type="character" w:default="1" w:styleId="DefaultParagraphFont">
     <w:name w:val="Default Paragraph Font"/>
     <w:uiPriority w:val="1"/>
-    <w:semiHidden/>
     <w:unhideWhenUsed/>
   </w:style>
   <w:style w:type="table" w:default="1" w:styleId="TableNormal">
